--- a/manual/NEWS.docx
+++ b/manual/NEWS.docx
@@ -36,160 +36,281 @@
         </w:rPr>
         <w:t>4.0.0</w:t>
       </w:r>
+    </w:p>
+    <w:p>
+      <w:pPr>
+        <w:spacing w:after="0" w:line="480" w:lineRule="auto"/>
+        <w:rPr>
+          <w:rFonts w:ascii="Times New Roman" w:hAnsi="Times New Roman" w:cs="Times New Roman"/>
+          <w:sz w:val="24"/>
+          <w:szCs w:val="24"/>
+        </w:rPr>
+      </w:pPr>
+    </w:p>
+    <w:p>
+      <w:pPr>
+        <w:spacing w:after="0" w:line="480" w:lineRule="auto"/>
+        <w:rPr>
+          <w:rFonts w:ascii="Times New Roman" w:hAnsi="Times New Roman" w:cs="Times New Roman"/>
+          <w:sz w:val="24"/>
+          <w:szCs w:val="24"/>
+        </w:rPr>
+      </w:pPr>
+      <w:r>
+        <w:rPr>
+          <w:rFonts w:ascii="Times New Roman" w:hAnsi="Times New Roman" w:cs="Times New Roman"/>
+          <w:b/>
+          <w:sz w:val="28"/>
+          <w:szCs w:val="28"/>
+        </w:rPr>
+        <w:t>Purpose</w:t>
+      </w:r>
+      <w:r>
+        <w:rPr>
+          <w:rFonts w:ascii="Times New Roman" w:hAnsi="Times New Roman" w:cs="Times New Roman"/>
+          <w:sz w:val="24"/>
+          <w:szCs w:val="24"/>
+        </w:rPr>
+        <w:t xml:space="preserve"> </w:t>
+      </w:r>
+      <w:r>
+        <w:rPr>
+          <w:rFonts w:ascii="Times New Roman" w:hAnsi="Times New Roman" w:cs="Times New Roman"/>
+          <w:b/>
+          <w:sz w:val="28"/>
+          <w:szCs w:val="28"/>
+        </w:rPr>
+        <w:t>of document</w:t>
+      </w:r>
+      <w:r>
+        <w:rPr>
+          <w:rFonts w:ascii="Times New Roman" w:hAnsi="Times New Roman" w:cs="Times New Roman"/>
+          <w:sz w:val="24"/>
+          <w:szCs w:val="24"/>
+        </w:rPr>
+        <w:t>:</w:t>
+      </w:r>
+    </w:p>
+    <w:p>
+      <w:pPr>
+        <w:spacing w:after="0" w:line="480" w:lineRule="auto"/>
+        <w:rPr>
+          <w:rFonts w:ascii="Times New Roman" w:hAnsi="Times New Roman" w:cs="Times New Roman"/>
+          <w:sz w:val="24"/>
+          <w:szCs w:val="24"/>
+        </w:rPr>
+      </w:pPr>
+      <w:r>
+        <w:rPr>
+          <w:rFonts w:ascii="Times New Roman" w:hAnsi="Times New Roman" w:cs="Times New Roman"/>
+          <w:sz w:val="24"/>
+          <w:szCs w:val="24"/>
+        </w:rPr>
+        <w:t xml:space="preserve">This document lists substantial changes </w:t>
+      </w:r>
+      <w:r>
+        <w:rPr>
+          <w:rFonts w:ascii="Times New Roman" w:hAnsi="Times New Roman" w:cs="Times New Roman"/>
+          <w:sz w:val="24"/>
+          <w:szCs w:val="24"/>
+        </w:rPr>
+        <w:t>in R package VAST for each numbered release</w:t>
+      </w:r>
+      <w:r>
+        <w:rPr>
+          <w:rFonts w:ascii="Times New Roman" w:hAnsi="Times New Roman" w:cs="Times New Roman"/>
+          <w:sz w:val="24"/>
+          <w:szCs w:val="24"/>
+        </w:rPr>
+        <w:t xml:space="preserve"> starting </w:t>
+      </w:r>
+      <w:r>
+        <w:rPr>
+          <w:rFonts w:ascii="Times New Roman" w:hAnsi="Times New Roman" w:cs="Times New Roman"/>
+          <w:sz w:val="24"/>
+          <w:szCs w:val="24"/>
+        </w:rPr>
+        <w:t xml:space="preserve">at </w:t>
+      </w:r>
+      <w:r>
+        <w:rPr>
+          <w:rFonts w:ascii="Times New Roman" w:hAnsi="Times New Roman" w:cs="Times New Roman"/>
+          <w:sz w:val="24"/>
+          <w:szCs w:val="24"/>
+        </w:rPr>
+        <w:t>3.5.0</w:t>
+      </w:r>
+      <w:r>
+        <w:rPr>
+          <w:rFonts w:ascii="Times New Roman" w:hAnsi="Times New Roman" w:cs="Times New Roman"/>
+          <w:sz w:val="24"/>
+          <w:szCs w:val="24"/>
+        </w:rPr>
+        <w:t xml:space="preserve">.  VAST </w:t>
+      </w:r>
+      <w:r>
+        <w:rPr>
+          <w:rFonts w:ascii="Times New Roman" w:hAnsi="Times New Roman" w:cs="Times New Roman"/>
+          <w:sz w:val="24"/>
+          <w:szCs w:val="24"/>
+        </w:rPr>
+        <w:t>depend</w:t>
+      </w:r>
+      <w:r>
+        <w:rPr>
+          <w:rFonts w:ascii="Times New Roman" w:hAnsi="Times New Roman" w:cs="Times New Roman"/>
+          <w:sz w:val="24"/>
+          <w:szCs w:val="24"/>
+        </w:rPr>
+        <w:t>s</w:t>
+      </w:r>
+      <w:r>
+        <w:rPr>
+          <w:rFonts w:ascii="Times New Roman" w:hAnsi="Times New Roman" w:cs="Times New Roman"/>
+          <w:sz w:val="24"/>
+          <w:szCs w:val="24"/>
+        </w:rPr>
+        <w:t xml:space="preserve"> upon utility functions within </w:t>
+      </w:r>
+      <w:r>
+        <w:rPr>
+          <w:rFonts w:ascii="Times New Roman" w:hAnsi="Times New Roman" w:cs="Times New Roman"/>
+          <w:sz w:val="24"/>
+          <w:szCs w:val="24"/>
+        </w:rPr>
+        <w:t xml:space="preserve">package </w:t>
+      </w:r>
+      <w:proofErr w:type="spellStart"/>
+      <w:r>
+        <w:rPr>
+          <w:rFonts w:ascii="Times New Roman" w:hAnsi="Times New Roman" w:cs="Times New Roman"/>
+          <w:sz w:val="24"/>
+          <w:szCs w:val="24"/>
+        </w:rPr>
+        <w:t>FishStatsUtils</w:t>
+      </w:r>
+      <w:proofErr w:type="spellEnd"/>
+      <w:r>
+        <w:rPr>
+          <w:rFonts w:ascii="Times New Roman" w:hAnsi="Times New Roman" w:cs="Times New Roman"/>
+          <w:sz w:val="24"/>
+          <w:szCs w:val="24"/>
+        </w:rPr>
+        <w:t xml:space="preserve">, and this document therefore lists new features, bug fixes, deprecated features, and other changes occurring via edits to both VAST and </w:t>
+      </w:r>
+      <w:proofErr w:type="spellStart"/>
+      <w:r>
+        <w:rPr>
+          <w:rFonts w:ascii="Times New Roman" w:hAnsi="Times New Roman" w:cs="Times New Roman"/>
+          <w:sz w:val="24"/>
+          <w:szCs w:val="24"/>
+        </w:rPr>
+        <w:t>FishStatsUtils</w:t>
+      </w:r>
+      <w:proofErr w:type="spellEnd"/>
+      <w:r>
+        <w:rPr>
+          <w:rFonts w:ascii="Times New Roman" w:hAnsi="Times New Roman" w:cs="Times New Roman"/>
+          <w:sz w:val="24"/>
+          <w:szCs w:val="24"/>
+        </w:rPr>
+        <w:t>.</w:t>
+      </w:r>
+    </w:p>
+    <w:p>
+      <w:pPr>
+        <w:spacing w:after="0" w:line="480" w:lineRule="auto"/>
+        <w:rPr>
+          <w:rFonts w:ascii="Times New Roman" w:hAnsi="Times New Roman" w:cs="Times New Roman"/>
+          <w:sz w:val="24"/>
+          <w:szCs w:val="24"/>
+        </w:rPr>
+      </w:pPr>
+    </w:p>
+    <w:p>
+      <w:pPr>
+        <w:spacing w:after="0" w:line="480" w:lineRule="auto"/>
+        <w:rPr>
+          <w:rFonts w:ascii="Times New Roman" w:hAnsi="Times New Roman" w:cs="Times New Roman"/>
+          <w:b/>
+          <w:sz w:val="24"/>
+          <w:szCs w:val="24"/>
+          <w:u w:val="single"/>
+        </w:rPr>
+      </w:pPr>
+      <w:r>
+        <w:rPr>
+          <w:rFonts w:ascii="Times New Roman" w:hAnsi="Times New Roman" w:cs="Times New Roman"/>
+          <w:b/>
+          <w:sz w:val="24"/>
+          <w:szCs w:val="24"/>
+          <w:u w:val="single"/>
+        </w:rPr>
+        <w:t>CHANGES IN VAST 4.0.0</w:t>
+      </w:r>
+    </w:p>
+    <w:p>
+      <w:pPr>
+        <w:spacing w:after="0" w:line="480" w:lineRule="auto"/>
+        <w:rPr>
+          <w:rFonts w:ascii="Times New Roman" w:hAnsi="Times New Roman" w:cs="Times New Roman"/>
+          <w:b/>
+          <w:sz w:val="24"/>
+          <w:szCs w:val="24"/>
+        </w:rPr>
+      </w:pPr>
+      <w:r>
+        <w:rPr>
+          <w:rFonts w:ascii="Times New Roman" w:hAnsi="Times New Roman" w:cs="Times New Roman"/>
+          <w:b/>
+          <w:sz w:val="24"/>
+          <w:szCs w:val="24"/>
+        </w:rPr>
+        <w:t>BUG FIXES</w:t>
+      </w:r>
+    </w:p>
+    <w:p>
+      <w:pPr>
+        <w:pStyle w:val="ListParagraph"/>
+        <w:numPr>
+          <w:ilvl w:val="0"/>
+          <w:numId w:val="24"/>
+        </w:numPr>
+        <w:spacing w:after="0" w:line="480" w:lineRule="auto"/>
+        <w:rPr>
+          <w:rFonts w:ascii="Times New Roman" w:hAnsi="Times New Roman" w:cs="Times New Roman"/>
+          <w:sz w:val="24"/>
+          <w:szCs w:val="24"/>
+        </w:rPr>
+      </w:pPr>
+      <w:r>
+        <w:rPr>
+          <w:rFonts w:ascii="Times New Roman" w:hAnsi="Times New Roman" w:cs="Times New Roman"/>
+          <w:sz w:val="24"/>
+          <w:szCs w:val="24"/>
+        </w:rPr>
+        <w:t>Update `</w:t>
+      </w:r>
+      <w:proofErr w:type="spellStart"/>
+      <w:r>
+        <w:rPr>
+          <w:rFonts w:ascii="Times New Roman" w:hAnsi="Times New Roman" w:cs="Times New Roman"/>
+          <w:sz w:val="24"/>
+          <w:szCs w:val="24"/>
+        </w:rPr>
+        <w:t>make_extrapolation_info</w:t>
+      </w:r>
+      <w:proofErr w:type="spellEnd"/>
+      <w:r>
+        <w:rPr>
+          <w:rFonts w:ascii="Times New Roman" w:hAnsi="Times New Roman" w:cs="Times New Roman"/>
+          <w:sz w:val="24"/>
+          <w:szCs w:val="24"/>
+        </w:rPr>
+        <w:t>` to avoid problem with units when `Region` is a character-vector of length &gt;1</w:t>
+      </w:r>
       <w:bookmarkStart w:id="1" w:name="_GoBack"/>
       <w:bookmarkEnd w:id="1"/>
-    </w:p>
-    <w:p>
-      <w:pPr>
-        <w:spacing w:after="0" w:line="480" w:lineRule="auto"/>
-        <w:rPr>
-          <w:rFonts w:ascii="Times New Roman" w:hAnsi="Times New Roman" w:cs="Times New Roman"/>
-          <w:sz w:val="24"/>
-          <w:szCs w:val="24"/>
-        </w:rPr>
-      </w:pPr>
-    </w:p>
-    <w:p>
-      <w:pPr>
-        <w:spacing w:after="0" w:line="480" w:lineRule="auto"/>
-        <w:rPr>
-          <w:rFonts w:ascii="Times New Roman" w:hAnsi="Times New Roman" w:cs="Times New Roman"/>
-          <w:sz w:val="24"/>
-          <w:szCs w:val="24"/>
-        </w:rPr>
-      </w:pPr>
-      <w:r>
-        <w:rPr>
-          <w:rFonts w:ascii="Times New Roman" w:hAnsi="Times New Roman" w:cs="Times New Roman"/>
-          <w:b/>
-          <w:sz w:val="28"/>
-          <w:szCs w:val="28"/>
-        </w:rPr>
-        <w:t>Purpose</w:t>
-      </w:r>
-      <w:r>
-        <w:rPr>
-          <w:rFonts w:ascii="Times New Roman" w:hAnsi="Times New Roman" w:cs="Times New Roman"/>
-          <w:sz w:val="24"/>
-          <w:szCs w:val="24"/>
-        </w:rPr>
-        <w:t xml:space="preserve"> </w:t>
-      </w:r>
-      <w:r>
-        <w:rPr>
-          <w:rFonts w:ascii="Times New Roman" w:hAnsi="Times New Roman" w:cs="Times New Roman"/>
-          <w:b/>
-          <w:sz w:val="28"/>
-          <w:szCs w:val="28"/>
-        </w:rPr>
-        <w:t>of document</w:t>
-      </w:r>
-      <w:r>
-        <w:rPr>
-          <w:rFonts w:ascii="Times New Roman" w:hAnsi="Times New Roman" w:cs="Times New Roman"/>
-          <w:sz w:val="24"/>
-          <w:szCs w:val="24"/>
-        </w:rPr>
-        <w:t>:</w:t>
-      </w:r>
-    </w:p>
-    <w:p>
-      <w:pPr>
-        <w:spacing w:after="0" w:line="480" w:lineRule="auto"/>
-        <w:rPr>
-          <w:rFonts w:ascii="Times New Roman" w:hAnsi="Times New Roman" w:cs="Times New Roman"/>
-          <w:sz w:val="24"/>
-          <w:szCs w:val="24"/>
-        </w:rPr>
-      </w:pPr>
-      <w:r>
-        <w:rPr>
-          <w:rFonts w:ascii="Times New Roman" w:hAnsi="Times New Roman" w:cs="Times New Roman"/>
-          <w:sz w:val="24"/>
-          <w:szCs w:val="24"/>
-        </w:rPr>
-        <w:t xml:space="preserve">This document lists substantial changes </w:t>
-      </w:r>
-      <w:r>
-        <w:rPr>
-          <w:rFonts w:ascii="Times New Roman" w:hAnsi="Times New Roman" w:cs="Times New Roman"/>
-          <w:sz w:val="24"/>
-          <w:szCs w:val="24"/>
-        </w:rPr>
-        <w:t>in R package VAST for each numbered release</w:t>
-      </w:r>
-      <w:r>
-        <w:rPr>
-          <w:rFonts w:ascii="Times New Roman" w:hAnsi="Times New Roman" w:cs="Times New Roman"/>
-          <w:sz w:val="24"/>
-          <w:szCs w:val="24"/>
-        </w:rPr>
-        <w:t xml:space="preserve"> starting </w:t>
-      </w:r>
-      <w:r>
-        <w:rPr>
-          <w:rFonts w:ascii="Times New Roman" w:hAnsi="Times New Roman" w:cs="Times New Roman"/>
-          <w:sz w:val="24"/>
-          <w:szCs w:val="24"/>
-        </w:rPr>
-        <w:t xml:space="preserve">at </w:t>
-      </w:r>
-      <w:r>
-        <w:rPr>
-          <w:rFonts w:ascii="Times New Roman" w:hAnsi="Times New Roman" w:cs="Times New Roman"/>
-          <w:sz w:val="24"/>
-          <w:szCs w:val="24"/>
-        </w:rPr>
-        <w:t>3.5.0</w:t>
-      </w:r>
-      <w:r>
-        <w:rPr>
-          <w:rFonts w:ascii="Times New Roman" w:hAnsi="Times New Roman" w:cs="Times New Roman"/>
-          <w:sz w:val="24"/>
-          <w:szCs w:val="24"/>
-        </w:rPr>
-        <w:t xml:space="preserve">.  VAST </w:t>
-      </w:r>
-      <w:r>
-        <w:rPr>
-          <w:rFonts w:ascii="Times New Roman" w:hAnsi="Times New Roman" w:cs="Times New Roman"/>
-          <w:sz w:val="24"/>
-          <w:szCs w:val="24"/>
-        </w:rPr>
-        <w:t>depend</w:t>
-      </w:r>
-      <w:r>
-        <w:rPr>
-          <w:rFonts w:ascii="Times New Roman" w:hAnsi="Times New Roman" w:cs="Times New Roman"/>
-          <w:sz w:val="24"/>
-          <w:szCs w:val="24"/>
-        </w:rPr>
-        <w:t>s</w:t>
-      </w:r>
-      <w:r>
-        <w:rPr>
-          <w:rFonts w:ascii="Times New Roman" w:hAnsi="Times New Roman" w:cs="Times New Roman"/>
-          <w:sz w:val="24"/>
-          <w:szCs w:val="24"/>
-        </w:rPr>
-        <w:t xml:space="preserve"> upon utility functions within </w:t>
-      </w:r>
-      <w:r>
-        <w:rPr>
-          <w:rFonts w:ascii="Times New Roman" w:hAnsi="Times New Roman" w:cs="Times New Roman"/>
-          <w:sz w:val="24"/>
-          <w:szCs w:val="24"/>
-        </w:rPr>
-        <w:t xml:space="preserve">package </w:t>
-      </w:r>
-      <w:r>
-        <w:rPr>
-          <w:rFonts w:ascii="Times New Roman" w:hAnsi="Times New Roman" w:cs="Times New Roman"/>
-          <w:sz w:val="24"/>
-          <w:szCs w:val="24"/>
-        </w:rPr>
-        <w:t>FishStatsUtils, and this document therefore lists new features, bug fixes, deprecated features, and other changes occurring via edits to both VAST and FishStatsUtils.</w:t>
-      </w:r>
     </w:p>
     <w:p>
       <w:pPr>
@@ -263,8 +384,36 @@
           <w:sz w:val="24"/>
           <w:szCs w:val="24"/>
         </w:rPr>
-        <w:t>Merge all functions and data from FishStatsUtils into VAST, and eliminate dependency on FishStatsUtils</w:t>
-      </w:r>
+        <w:t xml:space="preserve">Merge all functions and data from </w:t>
+      </w:r>
+      <w:proofErr w:type="spellStart"/>
+      <w:r>
+        <w:rPr>
+          <w:rFonts w:ascii="Times New Roman" w:hAnsi="Times New Roman" w:cs="Times New Roman"/>
+          <w:sz w:val="24"/>
+          <w:szCs w:val="24"/>
+        </w:rPr>
+        <w:t>FishStatsUtils</w:t>
+      </w:r>
+      <w:proofErr w:type="spellEnd"/>
+      <w:r>
+        <w:rPr>
+          <w:rFonts w:ascii="Times New Roman" w:hAnsi="Times New Roman" w:cs="Times New Roman"/>
+          <w:sz w:val="24"/>
+          <w:szCs w:val="24"/>
+        </w:rPr>
+        <w:t xml:space="preserve"> into VAST, and eliminate dependency on </w:t>
+      </w:r>
+      <w:proofErr w:type="spellStart"/>
+      <w:r>
+        <w:rPr>
+          <w:rFonts w:ascii="Times New Roman" w:hAnsi="Times New Roman" w:cs="Times New Roman"/>
+          <w:sz w:val="24"/>
+          <w:szCs w:val="24"/>
+        </w:rPr>
+        <w:t>FishStatsUtils</w:t>
+      </w:r>
+      <w:proofErr w:type="spellEnd"/>
     </w:p>
     <w:p>
       <w:pPr>
@@ -314,7 +463,25 @@
           <w:sz w:val="24"/>
           <w:szCs w:val="24"/>
         </w:rPr>
-        <w:t>in `plot_clusters`</w:t>
+        <w:t>in `</w:t>
+      </w:r>
+      <w:proofErr w:type="spellStart"/>
+      <w:r>
+        <w:rPr>
+          <w:rFonts w:ascii="Times New Roman" w:hAnsi="Times New Roman" w:cs="Times New Roman"/>
+          <w:sz w:val="24"/>
+          <w:szCs w:val="24"/>
+        </w:rPr>
+        <w:t>plot_clusters</w:t>
+      </w:r>
+      <w:proofErr w:type="spellEnd"/>
+      <w:r>
+        <w:rPr>
+          <w:rFonts w:ascii="Times New Roman" w:hAnsi="Times New Roman" w:cs="Times New Roman"/>
+          <w:sz w:val="24"/>
+          <w:szCs w:val="24"/>
+        </w:rPr>
+        <w:t>`</w:t>
       </w:r>
     </w:p>
     <w:p>
@@ -399,15 +566,33 @@
           <w:sz w:val="24"/>
           <w:szCs w:val="24"/>
         </w:rPr>
-        <w:t>Requires FishStats</w:t>
-      </w:r>
-      <w:r>
-        <w:rPr>
-          <w:rFonts w:ascii="Times New Roman" w:hAnsi="Times New Roman" w:cs="Times New Roman"/>
-          <w:sz w:val="24"/>
-          <w:szCs w:val="24"/>
-        </w:rPr>
-        <w:t>Utils version &gt;= 2.13.2</w:t>
+        <w:t xml:space="preserve">Requires </w:t>
+      </w:r>
+      <w:proofErr w:type="spellStart"/>
+      <w:r>
+        <w:rPr>
+          <w:rFonts w:ascii="Times New Roman" w:hAnsi="Times New Roman" w:cs="Times New Roman"/>
+          <w:sz w:val="24"/>
+          <w:szCs w:val="24"/>
+        </w:rPr>
+        <w:t>FishStats</w:t>
+      </w:r>
+      <w:r>
+        <w:rPr>
+          <w:rFonts w:ascii="Times New Roman" w:hAnsi="Times New Roman" w:cs="Times New Roman"/>
+          <w:sz w:val="24"/>
+          <w:szCs w:val="24"/>
+        </w:rPr>
+        <w:t>Utils</w:t>
+      </w:r>
+      <w:proofErr w:type="spellEnd"/>
+      <w:r>
+        <w:rPr>
+          <w:rFonts w:ascii="Times New Roman" w:hAnsi="Times New Roman" w:cs="Times New Roman"/>
+          <w:sz w:val="24"/>
+          <w:szCs w:val="24"/>
+        </w:rPr>
+        <w:t xml:space="preserve"> version &gt;= 2.13.2</w:t>
       </w:r>
     </w:p>
     <w:p>
@@ -430,8 +615,91 @@
           <w:sz w:val="24"/>
           <w:szCs w:val="24"/>
         </w:rPr>
-        <w:t>Incorporate necessary functions from TMBhelper and ThorsonUtilities into VAST and FishStatsUtils, and eliminate dependency upon TMBhelper and ThorsonUtilities</w:t>
-      </w:r>
+        <w:lastRenderedPageBreak/>
+        <w:t xml:space="preserve">Incorporate necessary functions from </w:t>
+      </w:r>
+      <w:proofErr w:type="spellStart"/>
+      <w:r>
+        <w:rPr>
+          <w:rFonts w:ascii="Times New Roman" w:hAnsi="Times New Roman" w:cs="Times New Roman"/>
+          <w:sz w:val="24"/>
+          <w:szCs w:val="24"/>
+        </w:rPr>
+        <w:t>TMBhelper</w:t>
+      </w:r>
+      <w:proofErr w:type="spellEnd"/>
+      <w:r>
+        <w:rPr>
+          <w:rFonts w:ascii="Times New Roman" w:hAnsi="Times New Roman" w:cs="Times New Roman"/>
+          <w:sz w:val="24"/>
+          <w:szCs w:val="24"/>
+        </w:rPr>
+        <w:t xml:space="preserve"> and </w:t>
+      </w:r>
+      <w:proofErr w:type="spellStart"/>
+      <w:r>
+        <w:rPr>
+          <w:rFonts w:ascii="Times New Roman" w:hAnsi="Times New Roman" w:cs="Times New Roman"/>
+          <w:sz w:val="24"/>
+          <w:szCs w:val="24"/>
+        </w:rPr>
+        <w:t>ThorsonUtilities</w:t>
+      </w:r>
+      <w:proofErr w:type="spellEnd"/>
+      <w:r>
+        <w:rPr>
+          <w:rFonts w:ascii="Times New Roman" w:hAnsi="Times New Roman" w:cs="Times New Roman"/>
+          <w:sz w:val="24"/>
+          <w:szCs w:val="24"/>
+        </w:rPr>
+        <w:t xml:space="preserve"> into VAST and </w:t>
+      </w:r>
+      <w:proofErr w:type="spellStart"/>
+      <w:r>
+        <w:rPr>
+          <w:rFonts w:ascii="Times New Roman" w:hAnsi="Times New Roman" w:cs="Times New Roman"/>
+          <w:sz w:val="24"/>
+          <w:szCs w:val="24"/>
+        </w:rPr>
+        <w:t>FishStatsUtils</w:t>
+      </w:r>
+      <w:proofErr w:type="spellEnd"/>
+      <w:r>
+        <w:rPr>
+          <w:rFonts w:ascii="Times New Roman" w:hAnsi="Times New Roman" w:cs="Times New Roman"/>
+          <w:sz w:val="24"/>
+          <w:szCs w:val="24"/>
+        </w:rPr>
+        <w:t xml:space="preserve">, and eliminate dependency upon </w:t>
+      </w:r>
+      <w:proofErr w:type="spellStart"/>
+      <w:r>
+        <w:rPr>
+          <w:rFonts w:ascii="Times New Roman" w:hAnsi="Times New Roman" w:cs="Times New Roman"/>
+          <w:sz w:val="24"/>
+          <w:szCs w:val="24"/>
+        </w:rPr>
+        <w:t>TMBhelper</w:t>
+      </w:r>
+      <w:proofErr w:type="spellEnd"/>
+      <w:r>
+        <w:rPr>
+          <w:rFonts w:ascii="Times New Roman" w:hAnsi="Times New Roman" w:cs="Times New Roman"/>
+          <w:sz w:val="24"/>
+          <w:szCs w:val="24"/>
+        </w:rPr>
+        <w:t xml:space="preserve"> and </w:t>
+      </w:r>
+      <w:proofErr w:type="spellStart"/>
+      <w:r>
+        <w:rPr>
+          <w:rFonts w:ascii="Times New Roman" w:hAnsi="Times New Roman" w:cs="Times New Roman"/>
+          <w:sz w:val="24"/>
+          <w:szCs w:val="24"/>
+        </w:rPr>
+        <w:t>ThorsonUtilities</w:t>
+      </w:r>
+      <w:proofErr w:type="spellEnd"/>
     </w:p>
     <w:p>
       <w:pPr>
@@ -473,7 +741,25 @@
           <w:sz w:val="24"/>
           <w:szCs w:val="24"/>
         </w:rPr>
-        <w:t>Fixes bug where `combine_extrapolation_info ` didn’t work given previous updates in using the units package</w:t>
+        <w:t>Fixes bug where `</w:t>
+      </w:r>
+      <w:proofErr w:type="spellStart"/>
+      <w:r>
+        <w:rPr>
+          <w:rFonts w:ascii="Times New Roman" w:hAnsi="Times New Roman" w:cs="Times New Roman"/>
+          <w:sz w:val="24"/>
+          <w:szCs w:val="24"/>
+        </w:rPr>
+        <w:t>combine_extrapolation_info</w:t>
+      </w:r>
+      <w:proofErr w:type="spellEnd"/>
+      <w:r>
+        <w:rPr>
+          <w:rFonts w:ascii="Times New Roman" w:hAnsi="Times New Roman" w:cs="Times New Roman"/>
+          <w:sz w:val="24"/>
+          <w:szCs w:val="24"/>
+        </w:rPr>
+        <w:t xml:space="preserve"> ` didn’t work given previous updates in using the units package</w:t>
       </w:r>
     </w:p>
     <w:p>
@@ -505,7 +791,6 @@
           <w:szCs w:val="24"/>
           <w:u w:val="single"/>
         </w:rPr>
-        <w:lastRenderedPageBreak/>
         <w:t>CHANGES IN VAST 3.11.2</w:t>
       </w:r>
     </w:p>
@@ -549,15 +834,33 @@
           <w:sz w:val="24"/>
           <w:szCs w:val="24"/>
         </w:rPr>
-        <w:t>Requires FishStats</w:t>
-      </w:r>
-      <w:r>
-        <w:rPr>
-          <w:rFonts w:ascii="Times New Roman" w:hAnsi="Times New Roman" w:cs="Times New Roman"/>
-          <w:sz w:val="24"/>
-          <w:szCs w:val="24"/>
-        </w:rPr>
-        <w:t>Utils version &gt;= 2.13.1</w:t>
+        <w:t xml:space="preserve">Requires </w:t>
+      </w:r>
+      <w:proofErr w:type="spellStart"/>
+      <w:r>
+        <w:rPr>
+          <w:rFonts w:ascii="Times New Roman" w:hAnsi="Times New Roman" w:cs="Times New Roman"/>
+          <w:sz w:val="24"/>
+          <w:szCs w:val="24"/>
+        </w:rPr>
+        <w:t>FishStats</w:t>
+      </w:r>
+      <w:r>
+        <w:rPr>
+          <w:rFonts w:ascii="Times New Roman" w:hAnsi="Times New Roman" w:cs="Times New Roman"/>
+          <w:sz w:val="24"/>
+          <w:szCs w:val="24"/>
+        </w:rPr>
+        <w:t>Utils</w:t>
+      </w:r>
+      <w:proofErr w:type="spellEnd"/>
+      <w:r>
+        <w:rPr>
+          <w:rFonts w:ascii="Times New Roman" w:hAnsi="Times New Roman" w:cs="Times New Roman"/>
+          <w:sz w:val="24"/>
+          <w:szCs w:val="24"/>
+        </w:rPr>
+        <w:t xml:space="preserve"> version &gt;= 2.13.1</w:t>
       </w:r>
     </w:p>
     <w:p>
@@ -600,7 +903,61 @@
           <w:sz w:val="24"/>
           <w:szCs w:val="24"/>
         </w:rPr>
-        <w:t>Fixes bug arising from the update from `rgdal` to `sf` arising when applying `make_extrapolation_info` for regions using a Datras shapefile for the spatial domain</w:t>
+        <w:t>Fixes bug arising from the update from `</w:t>
+      </w:r>
+      <w:proofErr w:type="spellStart"/>
+      <w:r>
+        <w:rPr>
+          <w:rFonts w:ascii="Times New Roman" w:hAnsi="Times New Roman" w:cs="Times New Roman"/>
+          <w:sz w:val="24"/>
+          <w:szCs w:val="24"/>
+        </w:rPr>
+        <w:t>rgdal</w:t>
+      </w:r>
+      <w:proofErr w:type="spellEnd"/>
+      <w:r>
+        <w:rPr>
+          <w:rFonts w:ascii="Times New Roman" w:hAnsi="Times New Roman" w:cs="Times New Roman"/>
+          <w:sz w:val="24"/>
+          <w:szCs w:val="24"/>
+        </w:rPr>
+        <w:t>` to `sf` arising when applying `</w:t>
+      </w:r>
+      <w:proofErr w:type="spellStart"/>
+      <w:r>
+        <w:rPr>
+          <w:rFonts w:ascii="Times New Roman" w:hAnsi="Times New Roman" w:cs="Times New Roman"/>
+          <w:sz w:val="24"/>
+          <w:szCs w:val="24"/>
+        </w:rPr>
+        <w:t>make_extrapolation_info</w:t>
+      </w:r>
+      <w:proofErr w:type="spellEnd"/>
+      <w:r>
+        <w:rPr>
+          <w:rFonts w:ascii="Times New Roman" w:hAnsi="Times New Roman" w:cs="Times New Roman"/>
+          <w:sz w:val="24"/>
+          <w:szCs w:val="24"/>
+        </w:rPr>
+        <w:t xml:space="preserve">` for regions using a </w:t>
+      </w:r>
+      <w:proofErr w:type="spellStart"/>
+      <w:r>
+        <w:rPr>
+          <w:rFonts w:ascii="Times New Roman" w:hAnsi="Times New Roman" w:cs="Times New Roman"/>
+          <w:sz w:val="24"/>
+          <w:szCs w:val="24"/>
+        </w:rPr>
+        <w:t>Datras</w:t>
+      </w:r>
+      <w:proofErr w:type="spellEnd"/>
+      <w:r>
+        <w:rPr>
+          <w:rFonts w:ascii="Times New Roman" w:hAnsi="Times New Roman" w:cs="Times New Roman"/>
+          <w:sz w:val="24"/>
+          <w:szCs w:val="24"/>
+        </w:rPr>
+        <w:t xml:space="preserve"> shapefile for the spatial domain</w:t>
       </w:r>
       <w:r>
         <w:rPr>
@@ -704,7 +1061,25 @@
           <w:sz w:val="24"/>
           <w:szCs w:val="24"/>
         </w:rPr>
-        <w:t>arising when turning off spatial and spatio-temporal variation in the 2</w:t>
+        <w:t xml:space="preserve">arising when turning off spatial and </w:t>
+      </w:r>
+      <w:proofErr w:type="spellStart"/>
+      <w:r>
+        <w:rPr>
+          <w:rFonts w:ascii="Times New Roman" w:hAnsi="Times New Roman" w:cs="Times New Roman"/>
+          <w:sz w:val="24"/>
+          <w:szCs w:val="24"/>
+        </w:rPr>
+        <w:t>spatio</w:t>
+      </w:r>
+      <w:proofErr w:type="spellEnd"/>
+      <w:r>
+        <w:rPr>
+          <w:rFonts w:ascii="Times New Roman" w:hAnsi="Times New Roman" w:cs="Times New Roman"/>
+          <w:sz w:val="24"/>
+          <w:szCs w:val="24"/>
+        </w:rPr>
+        <w:t>-temporal variation in the 2</w:t>
       </w:r>
       <w:r>
         <w:rPr>
@@ -778,7 +1153,25 @@
           <w:sz w:val="24"/>
           <w:szCs w:val="24"/>
         </w:rPr>
-        <w:t xml:space="preserve">Thanks to Dr. S. Anderson for identifying the bug.  </w:t>
+        <w:t xml:space="preserve">Thanks to </w:t>
+      </w:r>
+      <w:proofErr w:type="spellStart"/>
+      <w:r>
+        <w:rPr>
+          <w:rFonts w:ascii="Times New Roman" w:hAnsi="Times New Roman" w:cs="Times New Roman"/>
+          <w:sz w:val="24"/>
+          <w:szCs w:val="24"/>
+        </w:rPr>
+        <w:t>Dr.</w:t>
+      </w:r>
+      <w:proofErr w:type="spellEnd"/>
+      <w:r>
+        <w:rPr>
+          <w:rFonts w:ascii="Times New Roman" w:hAnsi="Times New Roman" w:cs="Times New Roman"/>
+          <w:sz w:val="24"/>
+          <w:szCs w:val="24"/>
+        </w:rPr>
+        <w:t xml:space="preserve"> S. Anderson for identifying the bug.  </w:t>
       </w:r>
     </w:p>
     <w:p>
@@ -853,34 +1246,53 @@
           <w:sz w:val="24"/>
           <w:szCs w:val="24"/>
         </w:rPr>
-        <w:t>Requires FishStats</w:t>
-      </w:r>
-      <w:r>
-        <w:rPr>
-          <w:rFonts w:ascii="Times New Roman" w:hAnsi="Times New Roman" w:cs="Times New Roman"/>
-          <w:sz w:val="24"/>
-          <w:szCs w:val="24"/>
-        </w:rPr>
-        <w:t>Utils version &gt;= 2.13.0</w:t>
-      </w:r>
-    </w:p>
-    <w:p>
-      <w:pPr>
-        <w:spacing w:after="0" w:line="480" w:lineRule="auto"/>
-        <w:rPr>
-          <w:rFonts w:ascii="Times New Roman" w:hAnsi="Times New Roman" w:cs="Times New Roman"/>
-          <w:b/>
-          <w:sz w:val="24"/>
-          <w:szCs w:val="24"/>
-        </w:rPr>
-      </w:pPr>
-      <w:r>
-        <w:rPr>
-          <w:rFonts w:ascii="Times New Roman" w:hAnsi="Times New Roman" w:cs="Times New Roman"/>
-          <w:b/>
-          <w:sz w:val="24"/>
-          <w:szCs w:val="24"/>
-        </w:rPr>
+        <w:t xml:space="preserve">Requires </w:t>
+      </w:r>
+      <w:proofErr w:type="spellStart"/>
+      <w:r>
+        <w:rPr>
+          <w:rFonts w:ascii="Times New Roman" w:hAnsi="Times New Roman" w:cs="Times New Roman"/>
+          <w:sz w:val="24"/>
+          <w:szCs w:val="24"/>
+        </w:rPr>
+        <w:t>FishStats</w:t>
+      </w:r>
+      <w:r>
+        <w:rPr>
+          <w:rFonts w:ascii="Times New Roman" w:hAnsi="Times New Roman" w:cs="Times New Roman"/>
+          <w:sz w:val="24"/>
+          <w:szCs w:val="24"/>
+        </w:rPr>
+        <w:t>Utils</w:t>
+      </w:r>
+      <w:proofErr w:type="spellEnd"/>
+      <w:r>
+        <w:rPr>
+          <w:rFonts w:ascii="Times New Roman" w:hAnsi="Times New Roman" w:cs="Times New Roman"/>
+          <w:sz w:val="24"/>
+          <w:szCs w:val="24"/>
+        </w:rPr>
+        <w:t xml:space="preserve"> version &gt;= 2.13.0</w:t>
+      </w:r>
+    </w:p>
+    <w:p>
+      <w:pPr>
+        <w:spacing w:after="0" w:line="480" w:lineRule="auto"/>
+        <w:rPr>
+          <w:rFonts w:ascii="Times New Roman" w:hAnsi="Times New Roman" w:cs="Times New Roman"/>
+          <w:b/>
+          <w:sz w:val="24"/>
+          <w:szCs w:val="24"/>
+        </w:rPr>
+      </w:pPr>
+      <w:r>
+        <w:rPr>
+          <w:rFonts w:ascii="Times New Roman" w:hAnsi="Times New Roman" w:cs="Times New Roman"/>
+          <w:b/>
+          <w:sz w:val="24"/>
+          <w:szCs w:val="24"/>
+        </w:rPr>
+        <w:lastRenderedPageBreak/>
         <w:t>NEW FEATURES</w:t>
       </w:r>
     </w:p>
@@ -905,7 +1317,25 @@
           <w:sz w:val="24"/>
           <w:szCs w:val="24"/>
         </w:rPr>
-        <w:t xml:space="preserve">Adding option in `calculate_proportion` to use a sample-based calculation for the variance of proportions. </w:t>
+        <w:t>Adding option in `</w:t>
+      </w:r>
+      <w:proofErr w:type="spellStart"/>
+      <w:r>
+        <w:rPr>
+          <w:rFonts w:ascii="Times New Roman" w:hAnsi="Times New Roman" w:cs="Times New Roman"/>
+          <w:sz w:val="24"/>
+          <w:szCs w:val="24"/>
+        </w:rPr>
+        <w:t>calculate_proportion</w:t>
+      </w:r>
+      <w:proofErr w:type="spellEnd"/>
+      <w:r>
+        <w:rPr>
+          <w:rFonts w:ascii="Times New Roman" w:hAnsi="Times New Roman" w:cs="Times New Roman"/>
+          <w:sz w:val="24"/>
+          <w:szCs w:val="24"/>
+        </w:rPr>
+        <w:t xml:space="preserve">` to use a sample-based calculation for the variance of proportions. </w:t>
       </w:r>
     </w:p>
     <w:p>
@@ -929,7 +1359,25 @@
           <w:sz w:val="24"/>
           <w:szCs w:val="24"/>
         </w:rPr>
-        <w:t>Adding option to use `fmesher` instead of `INLA` to construct mesh, and not requiring INLA to be installed</w:t>
+        <w:t>Adding option to use `</w:t>
+      </w:r>
+      <w:proofErr w:type="spellStart"/>
+      <w:r>
+        <w:rPr>
+          <w:rFonts w:ascii="Times New Roman" w:hAnsi="Times New Roman" w:cs="Times New Roman"/>
+          <w:sz w:val="24"/>
+          <w:szCs w:val="24"/>
+        </w:rPr>
+        <w:t>fmesher</w:t>
+      </w:r>
+      <w:proofErr w:type="spellEnd"/>
+      <w:r>
+        <w:rPr>
+          <w:rFonts w:ascii="Times New Roman" w:hAnsi="Times New Roman" w:cs="Times New Roman"/>
+          <w:sz w:val="24"/>
+          <w:szCs w:val="24"/>
+        </w:rPr>
+        <w:t>` instead of `INLA` to construct mesh, and not requiring INLA to be installed</w:t>
       </w:r>
     </w:p>
     <w:p>
@@ -963,7 +1411,6 @@
           <w:szCs w:val="24"/>
           <w:u w:val="single"/>
         </w:rPr>
-        <w:lastRenderedPageBreak/>
         <w:t>CHANGES IN VAST 3.10.1</w:t>
       </w:r>
     </w:p>
@@ -1007,15 +1454,33 @@
           <w:sz w:val="24"/>
           <w:szCs w:val="24"/>
         </w:rPr>
-        <w:t>Requires FishStats</w:t>
-      </w:r>
-      <w:r>
-        <w:rPr>
-          <w:rFonts w:ascii="Times New Roman" w:hAnsi="Times New Roman" w:cs="Times New Roman"/>
-          <w:sz w:val="24"/>
-          <w:szCs w:val="24"/>
-        </w:rPr>
-        <w:t>Utils version &gt;= 2.12.1</w:t>
+        <w:t xml:space="preserve">Requires </w:t>
+      </w:r>
+      <w:proofErr w:type="spellStart"/>
+      <w:r>
+        <w:rPr>
+          <w:rFonts w:ascii="Times New Roman" w:hAnsi="Times New Roman" w:cs="Times New Roman"/>
+          <w:sz w:val="24"/>
+          <w:szCs w:val="24"/>
+        </w:rPr>
+        <w:t>FishStats</w:t>
+      </w:r>
+      <w:r>
+        <w:rPr>
+          <w:rFonts w:ascii="Times New Roman" w:hAnsi="Times New Roman" w:cs="Times New Roman"/>
+          <w:sz w:val="24"/>
+          <w:szCs w:val="24"/>
+        </w:rPr>
+        <w:t>Utils</w:t>
+      </w:r>
+      <w:proofErr w:type="spellEnd"/>
+      <w:r>
+        <w:rPr>
+          <w:rFonts w:ascii="Times New Roman" w:hAnsi="Times New Roman" w:cs="Times New Roman"/>
+          <w:sz w:val="24"/>
+          <w:szCs w:val="24"/>
+        </w:rPr>
+        <w:t xml:space="preserve"> version &gt;= 2.12.1</w:t>
       </w:r>
     </w:p>
     <w:p>
@@ -1081,7 +1546,25 @@
           <w:sz w:val="24"/>
           <w:szCs w:val="24"/>
         </w:rPr>
-        <w:t xml:space="preserve">Fixed bug that incorrectly converted units for abundance-index output when using areal units for input `a_i` </w:t>
+        <w:t>Fixed bug that incorrectly converted units for abundance-index output when using areal units for input `</w:t>
+      </w:r>
+      <w:proofErr w:type="spellStart"/>
+      <w:r>
+        <w:rPr>
+          <w:rFonts w:ascii="Times New Roman" w:hAnsi="Times New Roman" w:cs="Times New Roman"/>
+          <w:sz w:val="24"/>
+          <w:szCs w:val="24"/>
+        </w:rPr>
+        <w:t>a_i</w:t>
+      </w:r>
+      <w:proofErr w:type="spellEnd"/>
+      <w:r>
+        <w:rPr>
+          <w:rFonts w:ascii="Times New Roman" w:hAnsi="Times New Roman" w:cs="Times New Roman"/>
+          <w:sz w:val="24"/>
+          <w:szCs w:val="24"/>
+        </w:rPr>
+        <w:t xml:space="preserve">` </w:t>
       </w:r>
       <w:r>
         <w:rPr>
@@ -1182,15 +1665,33 @@
           <w:sz w:val="24"/>
           <w:szCs w:val="24"/>
         </w:rPr>
-        <w:t>Requires FishStats</w:t>
-      </w:r>
-      <w:r>
-        <w:rPr>
-          <w:rFonts w:ascii="Times New Roman" w:hAnsi="Times New Roman" w:cs="Times New Roman"/>
-          <w:sz w:val="24"/>
-          <w:szCs w:val="24"/>
-        </w:rPr>
-        <w:t>Utils version &gt;= 2.12</w:t>
+        <w:t xml:space="preserve">Requires </w:t>
+      </w:r>
+      <w:proofErr w:type="spellStart"/>
+      <w:r>
+        <w:rPr>
+          <w:rFonts w:ascii="Times New Roman" w:hAnsi="Times New Roman" w:cs="Times New Roman"/>
+          <w:sz w:val="24"/>
+          <w:szCs w:val="24"/>
+        </w:rPr>
+        <w:t>FishStats</w:t>
+      </w:r>
+      <w:r>
+        <w:rPr>
+          <w:rFonts w:ascii="Times New Roman" w:hAnsi="Times New Roman" w:cs="Times New Roman"/>
+          <w:sz w:val="24"/>
+          <w:szCs w:val="24"/>
+        </w:rPr>
+        <w:t>Utils</w:t>
+      </w:r>
+      <w:proofErr w:type="spellEnd"/>
+      <w:r>
+        <w:rPr>
+          <w:rFonts w:ascii="Times New Roman" w:hAnsi="Times New Roman" w:cs="Times New Roman"/>
+          <w:sz w:val="24"/>
+          <w:szCs w:val="24"/>
+        </w:rPr>
+        <w:t xml:space="preserve"> version &gt;= 2.12</w:t>
       </w:r>
       <w:r>
         <w:rPr>
@@ -1242,7 +1743,25 @@
           <w:sz w:val="24"/>
           <w:szCs w:val="24"/>
         </w:rPr>
-        <w:t>Adding plotting function `plot_similarity`</w:t>
+        <w:t>Adding plotting function `</w:t>
+      </w:r>
+      <w:proofErr w:type="spellStart"/>
+      <w:r>
+        <w:rPr>
+          <w:rFonts w:ascii="Times New Roman" w:hAnsi="Times New Roman" w:cs="Times New Roman"/>
+          <w:sz w:val="24"/>
+          <w:szCs w:val="24"/>
+        </w:rPr>
+        <w:t>plot_similarity</w:t>
+      </w:r>
+      <w:proofErr w:type="spellEnd"/>
+      <w:r>
+        <w:rPr>
+          <w:rFonts w:ascii="Times New Roman" w:hAnsi="Times New Roman" w:cs="Times New Roman"/>
+          <w:sz w:val="24"/>
+          <w:szCs w:val="24"/>
+        </w:rPr>
+        <w:t>`</w:t>
       </w:r>
       <w:r>
         <w:rPr>
@@ -1274,7 +1793,25 @@
           <w:sz w:val="24"/>
           <w:szCs w:val="24"/>
         </w:rPr>
-        <w:t xml:space="preserve">Adding function `reload_model`, which allows users to load a fitted model and relink the DLLs to use it as if it were run originally in that R session.  </w:t>
+        <w:t>Adding function `</w:t>
+      </w:r>
+      <w:proofErr w:type="spellStart"/>
+      <w:r>
+        <w:rPr>
+          <w:rFonts w:ascii="Times New Roman" w:hAnsi="Times New Roman" w:cs="Times New Roman"/>
+          <w:sz w:val="24"/>
+          <w:szCs w:val="24"/>
+        </w:rPr>
+        <w:t>reload_model</w:t>
+      </w:r>
+      <w:proofErr w:type="spellEnd"/>
+      <w:r>
+        <w:rPr>
+          <w:rFonts w:ascii="Times New Roman" w:hAnsi="Times New Roman" w:cs="Times New Roman"/>
+          <w:sz w:val="24"/>
+          <w:szCs w:val="24"/>
+        </w:rPr>
+        <w:t xml:space="preserve">`, which allows users to load a fitted model and relink the DLLs to use it as if it were run originally in that R session.  </w:t>
       </w:r>
     </w:p>
     <w:p>
@@ -1298,15 +1835,87 @@
           <w:sz w:val="24"/>
           <w:szCs w:val="24"/>
         </w:rPr>
-        <w:t>Adding plotting function `plot_clusters` to allow efficient plots of hierarchical clustering of spatial variables</w:t>
-      </w:r>
-      <w:r>
-        <w:rPr>
-          <w:rFonts w:ascii="Times New Roman" w:hAnsi="Times New Roman" w:cs="Times New Roman"/>
-          <w:sz w:val="24"/>
-          <w:szCs w:val="24"/>
-        </w:rPr>
-        <w:t xml:space="preserve"> including `D_gct`, `Omega_gc`, and `Epsilon_gct`</w:t>
+        <w:t>Adding plotting function `</w:t>
+      </w:r>
+      <w:proofErr w:type="spellStart"/>
+      <w:r>
+        <w:rPr>
+          <w:rFonts w:ascii="Times New Roman" w:hAnsi="Times New Roman" w:cs="Times New Roman"/>
+          <w:sz w:val="24"/>
+          <w:szCs w:val="24"/>
+        </w:rPr>
+        <w:t>plot_clusters</w:t>
+      </w:r>
+      <w:proofErr w:type="spellEnd"/>
+      <w:r>
+        <w:rPr>
+          <w:rFonts w:ascii="Times New Roman" w:hAnsi="Times New Roman" w:cs="Times New Roman"/>
+          <w:sz w:val="24"/>
+          <w:szCs w:val="24"/>
+        </w:rPr>
+        <w:t>` to allow efficient plots of hierarchical clustering of spatial variables</w:t>
+      </w:r>
+      <w:r>
+        <w:rPr>
+          <w:rFonts w:ascii="Times New Roman" w:hAnsi="Times New Roman" w:cs="Times New Roman"/>
+          <w:sz w:val="24"/>
+          <w:szCs w:val="24"/>
+        </w:rPr>
+        <w:t xml:space="preserve"> including `</w:t>
+      </w:r>
+      <w:proofErr w:type="spellStart"/>
+      <w:r>
+        <w:rPr>
+          <w:rFonts w:ascii="Times New Roman" w:hAnsi="Times New Roman" w:cs="Times New Roman"/>
+          <w:sz w:val="24"/>
+          <w:szCs w:val="24"/>
+        </w:rPr>
+        <w:t>D_gct</w:t>
+      </w:r>
+      <w:proofErr w:type="spellEnd"/>
+      <w:r>
+        <w:rPr>
+          <w:rFonts w:ascii="Times New Roman" w:hAnsi="Times New Roman" w:cs="Times New Roman"/>
+          <w:sz w:val="24"/>
+          <w:szCs w:val="24"/>
+        </w:rPr>
+        <w:t>`, `</w:t>
+      </w:r>
+      <w:proofErr w:type="spellStart"/>
+      <w:r>
+        <w:rPr>
+          <w:rFonts w:ascii="Times New Roman" w:hAnsi="Times New Roman" w:cs="Times New Roman"/>
+          <w:sz w:val="24"/>
+          <w:szCs w:val="24"/>
+        </w:rPr>
+        <w:t>Omega_gc</w:t>
+      </w:r>
+      <w:proofErr w:type="spellEnd"/>
+      <w:r>
+        <w:rPr>
+          <w:rFonts w:ascii="Times New Roman" w:hAnsi="Times New Roman" w:cs="Times New Roman"/>
+          <w:sz w:val="24"/>
+          <w:szCs w:val="24"/>
+        </w:rPr>
+        <w:t>`, and `</w:t>
+      </w:r>
+      <w:proofErr w:type="spellStart"/>
+      <w:r>
+        <w:rPr>
+          <w:rFonts w:ascii="Times New Roman" w:hAnsi="Times New Roman" w:cs="Times New Roman"/>
+          <w:sz w:val="24"/>
+          <w:szCs w:val="24"/>
+        </w:rPr>
+        <w:t>Epsilon_gct</w:t>
+      </w:r>
+      <w:proofErr w:type="spellEnd"/>
+      <w:r>
+        <w:rPr>
+          <w:rFonts w:ascii="Times New Roman" w:hAnsi="Times New Roman" w:cs="Times New Roman"/>
+          <w:sz w:val="24"/>
+          <w:szCs w:val="24"/>
+        </w:rPr>
+        <w:t>`</w:t>
       </w:r>
     </w:p>
     <w:p>
@@ -1330,7 +1939,26 @@
           <w:sz w:val="24"/>
           <w:szCs w:val="24"/>
         </w:rPr>
-        <w:t>Adding `project_model` to allow rapid exploration of future climate scenarios using end-of-century climate model output without iteratively re-fitting the model.</w:t>
+        <w:lastRenderedPageBreak/>
+        <w:t>Adding `</w:t>
+      </w:r>
+      <w:proofErr w:type="spellStart"/>
+      <w:r>
+        <w:rPr>
+          <w:rFonts w:ascii="Times New Roman" w:hAnsi="Times New Roman" w:cs="Times New Roman"/>
+          <w:sz w:val="24"/>
+          <w:szCs w:val="24"/>
+        </w:rPr>
+        <w:t>project_model</w:t>
+      </w:r>
+      <w:proofErr w:type="spellEnd"/>
+      <w:r>
+        <w:rPr>
+          <w:rFonts w:ascii="Times New Roman" w:hAnsi="Times New Roman" w:cs="Times New Roman"/>
+          <w:sz w:val="24"/>
+          <w:szCs w:val="24"/>
+        </w:rPr>
+        <w:t>` to allow rapid exploration of future climate scenarios using end-of-century climate model output without iteratively re-fitting the model.</w:t>
       </w:r>
     </w:p>
     <w:p>
@@ -1354,16 +1982,61 @@
           <w:sz w:val="24"/>
           <w:szCs w:val="24"/>
         </w:rPr>
-        <w:t>Adding plotting function `plot_residual_semivariance`, which takes quantile residuals, converts to an approximate normal distribution, calculates a two-dimensional semivariance in space and time, and then plots this.  The normal-</w:t>
-      </w:r>
-      <w:r>
-        <w:rPr>
-          <w:rFonts w:ascii="Times New Roman" w:hAnsi="Times New Roman" w:cs="Times New Roman"/>
-          <w:sz w:val="24"/>
-          <w:szCs w:val="24"/>
-        </w:rPr>
-        <w:lastRenderedPageBreak/>
-        <w:t xml:space="preserve">transformed residual semivariance should be approximately 1.0 at all spatial and temporal lags.  </w:t>
+        <w:t>Adding plotting function `</w:t>
+      </w:r>
+      <w:proofErr w:type="spellStart"/>
+      <w:r>
+        <w:rPr>
+          <w:rFonts w:ascii="Times New Roman" w:hAnsi="Times New Roman" w:cs="Times New Roman"/>
+          <w:sz w:val="24"/>
+          <w:szCs w:val="24"/>
+        </w:rPr>
+        <w:t>plot_residual_semivariance</w:t>
+      </w:r>
+      <w:proofErr w:type="spellEnd"/>
+      <w:r>
+        <w:rPr>
+          <w:rFonts w:ascii="Times New Roman" w:hAnsi="Times New Roman" w:cs="Times New Roman"/>
+          <w:sz w:val="24"/>
+          <w:szCs w:val="24"/>
+        </w:rPr>
+        <w:t xml:space="preserve">`, which takes quantile residuals, converts to an approximate normal distribution, calculates a two-dimensional </w:t>
+      </w:r>
+      <w:proofErr w:type="spellStart"/>
+      <w:r>
+        <w:rPr>
+          <w:rFonts w:ascii="Times New Roman" w:hAnsi="Times New Roman" w:cs="Times New Roman"/>
+          <w:sz w:val="24"/>
+          <w:szCs w:val="24"/>
+        </w:rPr>
+        <w:t>semivariance</w:t>
+      </w:r>
+      <w:proofErr w:type="spellEnd"/>
+      <w:r>
+        <w:rPr>
+          <w:rFonts w:ascii="Times New Roman" w:hAnsi="Times New Roman" w:cs="Times New Roman"/>
+          <w:sz w:val="24"/>
+          <w:szCs w:val="24"/>
+        </w:rPr>
+        <w:t xml:space="preserve"> in space and time, and then plots this.  The normal-transformed residual </w:t>
+      </w:r>
+      <w:proofErr w:type="spellStart"/>
+      <w:r>
+        <w:rPr>
+          <w:rFonts w:ascii="Times New Roman" w:hAnsi="Times New Roman" w:cs="Times New Roman"/>
+          <w:sz w:val="24"/>
+          <w:szCs w:val="24"/>
+        </w:rPr>
+        <w:t>semivariance</w:t>
+      </w:r>
+      <w:proofErr w:type="spellEnd"/>
+      <w:r>
+        <w:rPr>
+          <w:rFonts w:ascii="Times New Roman" w:hAnsi="Times New Roman" w:cs="Times New Roman"/>
+          <w:sz w:val="24"/>
+          <w:szCs w:val="24"/>
+        </w:rPr>
+        <w:t xml:space="preserve"> should be approximately 1.0 at all spatial and temporal lags.  </w:t>
       </w:r>
     </w:p>
     <w:p>
@@ -1529,7 +2202,25 @@
           <w:sz w:val="24"/>
           <w:szCs w:val="24"/>
         </w:rPr>
-        <w:t>small bug in labelling in `amend_output`</w:t>
+        <w:t>small bug in labelling in `</w:t>
+      </w:r>
+      <w:proofErr w:type="spellStart"/>
+      <w:r>
+        <w:rPr>
+          <w:rFonts w:ascii="Times New Roman" w:hAnsi="Times New Roman" w:cs="Times New Roman"/>
+          <w:sz w:val="24"/>
+          <w:szCs w:val="24"/>
+        </w:rPr>
+        <w:t>amend_output</w:t>
+      </w:r>
+      <w:proofErr w:type="spellEnd"/>
+      <w:r>
+        <w:rPr>
+          <w:rFonts w:ascii="Times New Roman" w:hAnsi="Times New Roman" w:cs="Times New Roman"/>
+          <w:sz w:val="24"/>
+          <w:szCs w:val="24"/>
+        </w:rPr>
+        <w:t>`</w:t>
       </w:r>
     </w:p>
     <w:p>
@@ -1572,15 +2263,51 @@
           <w:sz w:val="24"/>
           <w:szCs w:val="24"/>
         </w:rPr>
-        <w:t xml:space="preserve">While fixing the unconditional simulation of {beta1/beta2/epsilon1/epsilon2}, the package author has disabled the Vector Autoregressive features specified via `VamConfig`.  These could easily be re-added in the future, and the author invites an email if anyone is </w:t>
-      </w:r>
-      <w:r>
-        <w:rPr>
-          <w:rFonts w:ascii="Times New Roman" w:hAnsi="Times New Roman" w:cs="Times New Roman"/>
-          <w:sz w:val="24"/>
-          <w:szCs w:val="24"/>
-        </w:rPr>
-        <w:t>interested in exploring the `VamConfig` options</w:t>
+        <w:t>While fixing the unconditional simulation of {beta1/beta2/epsilon1/epsilon2}, the package author has disabled the Vector Autoregressive features specified via `</w:t>
+      </w:r>
+      <w:proofErr w:type="spellStart"/>
+      <w:r>
+        <w:rPr>
+          <w:rFonts w:ascii="Times New Roman" w:hAnsi="Times New Roman" w:cs="Times New Roman"/>
+          <w:sz w:val="24"/>
+          <w:szCs w:val="24"/>
+        </w:rPr>
+        <w:t>VamConfig</w:t>
+      </w:r>
+      <w:proofErr w:type="spellEnd"/>
+      <w:r>
+        <w:rPr>
+          <w:rFonts w:ascii="Times New Roman" w:hAnsi="Times New Roman" w:cs="Times New Roman"/>
+          <w:sz w:val="24"/>
+          <w:szCs w:val="24"/>
+        </w:rPr>
+        <w:t xml:space="preserve">`.  These could easily be re-added in the future, and the author invites an email if anyone is </w:t>
+      </w:r>
+      <w:r>
+        <w:rPr>
+          <w:rFonts w:ascii="Times New Roman" w:hAnsi="Times New Roman" w:cs="Times New Roman"/>
+          <w:sz w:val="24"/>
+          <w:szCs w:val="24"/>
+        </w:rPr>
+        <w:t>interested in exploring the `</w:t>
+      </w:r>
+      <w:proofErr w:type="spellStart"/>
+      <w:r>
+        <w:rPr>
+          <w:rFonts w:ascii="Times New Roman" w:hAnsi="Times New Roman" w:cs="Times New Roman"/>
+          <w:sz w:val="24"/>
+          <w:szCs w:val="24"/>
+        </w:rPr>
+        <w:t>VamConfig</w:t>
+      </w:r>
+      <w:proofErr w:type="spellEnd"/>
+      <w:r>
+        <w:rPr>
+          <w:rFonts w:ascii="Times New Roman" w:hAnsi="Times New Roman" w:cs="Times New Roman"/>
+          <w:sz w:val="24"/>
+          <w:szCs w:val="24"/>
+        </w:rPr>
+        <w:t>` options</w:t>
       </w:r>
       <w:r>
         <w:rPr>
@@ -1688,7 +2415,26 @@
           <w:sz w:val="24"/>
           <w:szCs w:val="24"/>
         </w:rPr>
-        <w:t xml:space="preserve">Update `make_data` to specify appropriate default value for correlations over land vs. water for use in Method = “Barrier” feature.  The previous defaults resulted in faster decorrelation over water than land, i.e., stronger correlations via land than water  </w:t>
+        <w:lastRenderedPageBreak/>
+        <w:t>Update `</w:t>
+      </w:r>
+      <w:proofErr w:type="spellStart"/>
+      <w:r>
+        <w:rPr>
+          <w:rFonts w:ascii="Times New Roman" w:hAnsi="Times New Roman" w:cs="Times New Roman"/>
+          <w:sz w:val="24"/>
+          <w:szCs w:val="24"/>
+        </w:rPr>
+        <w:t>make_data</w:t>
+      </w:r>
+      <w:proofErr w:type="spellEnd"/>
+      <w:r>
+        <w:rPr>
+          <w:rFonts w:ascii="Times New Roman" w:hAnsi="Times New Roman" w:cs="Times New Roman"/>
+          <w:sz w:val="24"/>
+          <w:szCs w:val="24"/>
+        </w:rPr>
+        <w:t xml:space="preserve">` to specify appropriate default value for correlations over land vs. water for use in Method = “Barrier” feature.  The previous defaults resulted in faster decorrelation over water than land, i.e., stronger correlations via land than water  </w:t>
       </w:r>
     </w:p>
     <w:p>
@@ -1742,7 +2488,6 @@
           <w:sz w:val="24"/>
           <w:szCs w:val="24"/>
         </w:rPr>
-        <w:lastRenderedPageBreak/>
         <w:t>CHANGING DEPENDENCIES</w:t>
       </w:r>
     </w:p>
@@ -1766,15 +2511,33 @@
           <w:sz w:val="24"/>
           <w:szCs w:val="24"/>
         </w:rPr>
-        <w:t>Requires FishStats</w:t>
-      </w:r>
-      <w:r>
-        <w:rPr>
-          <w:rFonts w:ascii="Times New Roman" w:hAnsi="Times New Roman" w:cs="Times New Roman"/>
-          <w:sz w:val="24"/>
-          <w:szCs w:val="24"/>
-        </w:rPr>
-        <w:t>Utils version &gt;= 2.11.0</w:t>
+        <w:t xml:space="preserve">Requires </w:t>
+      </w:r>
+      <w:proofErr w:type="spellStart"/>
+      <w:r>
+        <w:rPr>
+          <w:rFonts w:ascii="Times New Roman" w:hAnsi="Times New Roman" w:cs="Times New Roman"/>
+          <w:sz w:val="24"/>
+          <w:szCs w:val="24"/>
+        </w:rPr>
+        <w:t>FishStats</w:t>
+      </w:r>
+      <w:r>
+        <w:rPr>
+          <w:rFonts w:ascii="Times New Roman" w:hAnsi="Times New Roman" w:cs="Times New Roman"/>
+          <w:sz w:val="24"/>
+          <w:szCs w:val="24"/>
+        </w:rPr>
+        <w:t>Utils</w:t>
+      </w:r>
+      <w:proofErr w:type="spellEnd"/>
+      <w:r>
+        <w:rPr>
+          <w:rFonts w:ascii="Times New Roman" w:hAnsi="Times New Roman" w:cs="Times New Roman"/>
+          <w:sz w:val="24"/>
+          <w:szCs w:val="24"/>
+        </w:rPr>
+        <w:t xml:space="preserve"> version &gt;= 2.11.0</w:t>
       </w:r>
     </w:p>
     <w:p>
@@ -1818,7 +2581,25 @@
           <w:sz w:val="24"/>
           <w:szCs w:val="24"/>
         </w:rPr>
-        <w:t>Replacing extrapolation grids for eastern and northern Bering Sea, and Bering Slope, using updates endorsed by Bering Sea team of Groundfish Assessment Program at Alaska Fisheries Science Center.</w:t>
+        <w:t xml:space="preserve">Replacing extrapolation grids for eastern and northern Bering Sea, and Bering Slope, using updates endorsed by Bering Sea team of Groundfish Assessment Program at Alaska Fisheries Science </w:t>
+      </w:r>
+      <w:proofErr w:type="spellStart"/>
+      <w:r>
+        <w:rPr>
+          <w:rFonts w:ascii="Times New Roman" w:hAnsi="Times New Roman" w:cs="Times New Roman"/>
+          <w:sz w:val="24"/>
+          <w:szCs w:val="24"/>
+        </w:rPr>
+        <w:t>Center</w:t>
+      </w:r>
+      <w:proofErr w:type="spellEnd"/>
+      <w:r>
+        <w:rPr>
+          <w:rFonts w:ascii="Times New Roman" w:hAnsi="Times New Roman" w:cs="Times New Roman"/>
+          <w:sz w:val="24"/>
+          <w:szCs w:val="24"/>
+        </w:rPr>
+        <w:t>.</w:t>
       </w:r>
     </w:p>
     <w:p>
@@ -1905,15 +2686,33 @@
           <w:sz w:val="24"/>
           <w:szCs w:val="24"/>
         </w:rPr>
-        <w:t>Requires FishStats</w:t>
-      </w:r>
-      <w:r>
-        <w:rPr>
-          <w:rFonts w:ascii="Times New Roman" w:hAnsi="Times New Roman" w:cs="Times New Roman"/>
-          <w:sz w:val="24"/>
-          <w:szCs w:val="24"/>
-        </w:rPr>
-        <w:t>Utils version &gt;= 2.10.2</w:t>
+        <w:t xml:space="preserve">Requires </w:t>
+      </w:r>
+      <w:proofErr w:type="spellStart"/>
+      <w:r>
+        <w:rPr>
+          <w:rFonts w:ascii="Times New Roman" w:hAnsi="Times New Roman" w:cs="Times New Roman"/>
+          <w:sz w:val="24"/>
+          <w:szCs w:val="24"/>
+        </w:rPr>
+        <w:t>FishStats</w:t>
+      </w:r>
+      <w:r>
+        <w:rPr>
+          <w:rFonts w:ascii="Times New Roman" w:hAnsi="Times New Roman" w:cs="Times New Roman"/>
+          <w:sz w:val="24"/>
+          <w:szCs w:val="24"/>
+        </w:rPr>
+        <w:t>Utils</w:t>
+      </w:r>
+      <w:proofErr w:type="spellEnd"/>
+      <w:r>
+        <w:rPr>
+          <w:rFonts w:ascii="Times New Roman" w:hAnsi="Times New Roman" w:cs="Times New Roman"/>
+          <w:sz w:val="24"/>
+          <w:szCs w:val="24"/>
+        </w:rPr>
+        <w:t xml:space="preserve"> version &gt;= 2.10.2</w:t>
       </w:r>
     </w:p>
     <w:p>
@@ -1958,7 +2757,25 @@
           <w:sz w:val="24"/>
           <w:szCs w:val="24"/>
         </w:rPr>
-        <w:t>Fixes plotting but in `calculate_proportions` that was introduced in VAST 3.8.0</w:t>
+        <w:t>Fixes plotting but in `</w:t>
+      </w:r>
+      <w:proofErr w:type="spellStart"/>
+      <w:r>
+        <w:rPr>
+          <w:rFonts w:ascii="Times New Roman" w:hAnsi="Times New Roman" w:cs="Times New Roman"/>
+          <w:sz w:val="24"/>
+          <w:szCs w:val="24"/>
+        </w:rPr>
+        <w:t>calculate_proportions</w:t>
+      </w:r>
+      <w:proofErr w:type="spellEnd"/>
+      <w:r>
+        <w:rPr>
+          <w:rFonts w:ascii="Times New Roman" w:hAnsi="Times New Roman" w:cs="Times New Roman"/>
+          <w:sz w:val="24"/>
+          <w:szCs w:val="24"/>
+        </w:rPr>
+        <w:t>` that was introduced in VAST 3.8.0</w:t>
       </w:r>
       <w:r>
         <w:rPr>
@@ -2057,15 +2874,33 @@
           <w:sz w:val="24"/>
           <w:szCs w:val="24"/>
         </w:rPr>
-        <w:t>Requires FishStats</w:t>
-      </w:r>
-      <w:r>
-        <w:rPr>
-          <w:rFonts w:ascii="Times New Roman" w:hAnsi="Times New Roman" w:cs="Times New Roman"/>
-          <w:sz w:val="24"/>
-          <w:szCs w:val="24"/>
-        </w:rPr>
-        <w:t>Utils version &gt;= 2.10.</w:t>
+        <w:t xml:space="preserve">Requires </w:t>
+      </w:r>
+      <w:proofErr w:type="spellStart"/>
+      <w:r>
+        <w:rPr>
+          <w:rFonts w:ascii="Times New Roman" w:hAnsi="Times New Roman" w:cs="Times New Roman"/>
+          <w:sz w:val="24"/>
+          <w:szCs w:val="24"/>
+        </w:rPr>
+        <w:t>FishStats</w:t>
+      </w:r>
+      <w:r>
+        <w:rPr>
+          <w:rFonts w:ascii="Times New Roman" w:hAnsi="Times New Roman" w:cs="Times New Roman"/>
+          <w:sz w:val="24"/>
+          <w:szCs w:val="24"/>
+        </w:rPr>
+        <w:t>Utils</w:t>
+      </w:r>
+      <w:proofErr w:type="spellEnd"/>
+      <w:r>
+        <w:rPr>
+          <w:rFonts w:ascii="Times New Roman" w:hAnsi="Times New Roman" w:cs="Times New Roman"/>
+          <w:sz w:val="24"/>
+          <w:szCs w:val="24"/>
+        </w:rPr>
+        <w:t xml:space="preserve"> version &gt;= 2.10.</w:t>
       </w:r>
       <w:r>
         <w:rPr>
@@ -2112,13 +2947,51 @@
           <w:u w:val="single"/>
         </w:rPr>
       </w:pPr>
-      <w:r>
-        <w:rPr>
-          <w:rFonts w:ascii="Times New Roman" w:hAnsi="Times New Roman" w:cs="Times New Roman"/>
-          <w:sz w:val="24"/>
-          <w:szCs w:val="24"/>
-        </w:rPr>
-        <w:t>Update .onAttach to download FishStatsUtils &gt;= 2.10.</w:t>
+      <w:proofErr w:type="gramStart"/>
+      <w:r>
+        <w:rPr>
+          <w:rFonts w:ascii="Times New Roman" w:hAnsi="Times New Roman" w:cs="Times New Roman"/>
+          <w:sz w:val="24"/>
+          <w:szCs w:val="24"/>
+        </w:rPr>
+        <w:t>Update .</w:t>
+      </w:r>
+      <w:proofErr w:type="spellStart"/>
+      <w:r>
+        <w:rPr>
+          <w:rFonts w:ascii="Times New Roman" w:hAnsi="Times New Roman" w:cs="Times New Roman"/>
+          <w:sz w:val="24"/>
+          <w:szCs w:val="24"/>
+        </w:rPr>
+        <w:t>onAttach</w:t>
+      </w:r>
+      <w:proofErr w:type="spellEnd"/>
+      <w:proofErr w:type="gramEnd"/>
+      <w:r>
+        <w:rPr>
+          <w:rFonts w:ascii="Times New Roman" w:hAnsi="Times New Roman" w:cs="Times New Roman"/>
+          <w:sz w:val="24"/>
+          <w:szCs w:val="24"/>
+        </w:rPr>
+        <w:t xml:space="preserve"> to download </w:t>
+      </w:r>
+      <w:proofErr w:type="spellStart"/>
+      <w:r>
+        <w:rPr>
+          <w:rFonts w:ascii="Times New Roman" w:hAnsi="Times New Roman" w:cs="Times New Roman"/>
+          <w:sz w:val="24"/>
+          <w:szCs w:val="24"/>
+        </w:rPr>
+        <w:t>FishStatsUtils</w:t>
+      </w:r>
+      <w:proofErr w:type="spellEnd"/>
+      <w:r>
+        <w:rPr>
+          <w:rFonts w:ascii="Times New Roman" w:hAnsi="Times New Roman" w:cs="Times New Roman"/>
+          <w:sz w:val="24"/>
+          <w:szCs w:val="24"/>
+        </w:rPr>
+        <w:t xml:space="preserve"> &gt;= 2.10.</w:t>
       </w:r>
       <w:r>
         <w:rPr>
@@ -2166,6 +3039,7 @@
           <w:szCs w:val="24"/>
           <w:u w:val="single"/>
         </w:rPr>
+        <w:lastRenderedPageBreak/>
         <w:t>CHANGES IN VAST 3.8.0</w:t>
       </w:r>
     </w:p>
@@ -2209,15 +3083,33 @@
           <w:sz w:val="24"/>
           <w:szCs w:val="24"/>
         </w:rPr>
-        <w:t>Requires FishStats</w:t>
-      </w:r>
-      <w:r>
-        <w:rPr>
-          <w:rFonts w:ascii="Times New Roman" w:hAnsi="Times New Roman" w:cs="Times New Roman"/>
-          <w:sz w:val="24"/>
-          <w:szCs w:val="24"/>
-        </w:rPr>
-        <w:t>Utils version &gt;= 2.10.0</w:t>
+        <w:t xml:space="preserve">Requires </w:t>
+      </w:r>
+      <w:proofErr w:type="spellStart"/>
+      <w:r>
+        <w:rPr>
+          <w:rFonts w:ascii="Times New Roman" w:hAnsi="Times New Roman" w:cs="Times New Roman"/>
+          <w:sz w:val="24"/>
+          <w:szCs w:val="24"/>
+        </w:rPr>
+        <w:t>FishStats</w:t>
+      </w:r>
+      <w:r>
+        <w:rPr>
+          <w:rFonts w:ascii="Times New Roman" w:hAnsi="Times New Roman" w:cs="Times New Roman"/>
+          <w:sz w:val="24"/>
+          <w:szCs w:val="24"/>
+        </w:rPr>
+        <w:t>Utils</w:t>
+      </w:r>
+      <w:proofErr w:type="spellEnd"/>
+      <w:r>
+        <w:rPr>
+          <w:rFonts w:ascii="Times New Roman" w:hAnsi="Times New Roman" w:cs="Times New Roman"/>
+          <w:sz w:val="24"/>
+          <w:szCs w:val="24"/>
+        </w:rPr>
+        <w:t xml:space="preserve"> version &gt;= 2.10.0</w:t>
       </w:r>
     </w:p>
     <w:p>
@@ -2263,27 +3155,44 @@
           <w:sz w:val="24"/>
           <w:szCs w:val="24"/>
         </w:rPr>
-        <w:t>Eliminate dependency `plotKML`, which has been removed from CRAN</w:t>
-      </w:r>
-    </w:p>
-    <w:p>
-      <w:pPr>
-        <w:spacing w:after="0" w:line="480" w:lineRule="auto"/>
-        <w:rPr>
-          <w:rFonts w:ascii="Times New Roman" w:hAnsi="Times New Roman" w:cs="Times New Roman"/>
-          <w:b/>
-          <w:sz w:val="24"/>
-          <w:szCs w:val="24"/>
-        </w:rPr>
-      </w:pPr>
-      <w:r>
-        <w:rPr>
-          <w:rFonts w:ascii="Times New Roman" w:hAnsi="Times New Roman" w:cs="Times New Roman"/>
-          <w:b/>
-          <w:sz w:val="24"/>
-          <w:szCs w:val="24"/>
-        </w:rPr>
-        <w:lastRenderedPageBreak/>
+        <w:t>Eliminate dependency `</w:t>
+      </w:r>
+      <w:proofErr w:type="spellStart"/>
+      <w:r>
+        <w:rPr>
+          <w:rFonts w:ascii="Times New Roman" w:hAnsi="Times New Roman" w:cs="Times New Roman"/>
+          <w:sz w:val="24"/>
+          <w:szCs w:val="24"/>
+        </w:rPr>
+        <w:t>plotKML</w:t>
+      </w:r>
+      <w:proofErr w:type="spellEnd"/>
+      <w:r>
+        <w:rPr>
+          <w:rFonts w:ascii="Times New Roman" w:hAnsi="Times New Roman" w:cs="Times New Roman"/>
+          <w:sz w:val="24"/>
+          <w:szCs w:val="24"/>
+        </w:rPr>
+        <w:t>`, which has been removed from CRAN</w:t>
+      </w:r>
+    </w:p>
+    <w:p>
+      <w:pPr>
+        <w:spacing w:after="0" w:line="480" w:lineRule="auto"/>
+        <w:rPr>
+          <w:rFonts w:ascii="Times New Roman" w:hAnsi="Times New Roman" w:cs="Times New Roman"/>
+          <w:b/>
+          <w:sz w:val="24"/>
+          <w:szCs w:val="24"/>
+        </w:rPr>
+      </w:pPr>
+      <w:r>
+        <w:rPr>
+          <w:rFonts w:ascii="Times New Roman" w:hAnsi="Times New Roman" w:cs="Times New Roman"/>
+          <w:b/>
+          <w:sz w:val="24"/>
+          <w:szCs w:val="24"/>
+        </w:rPr>
         <w:t>NEW FEATURES</w:t>
       </w:r>
     </w:p>
@@ -2308,7 +3217,25 @@
           <w:sz w:val="24"/>
           <w:szCs w:val="24"/>
         </w:rPr>
-        <w:t>Removed p-values from DHARMa plots, pending validation or improvements, and based on preliminary research suggesting that they are not particularly useful (conservative or anti-conservative, depending upon specifics of model)</w:t>
+        <w:t xml:space="preserve">Removed p-values from </w:t>
+      </w:r>
+      <w:proofErr w:type="spellStart"/>
+      <w:r>
+        <w:rPr>
+          <w:rFonts w:ascii="Times New Roman" w:hAnsi="Times New Roman" w:cs="Times New Roman"/>
+          <w:sz w:val="24"/>
+          <w:szCs w:val="24"/>
+        </w:rPr>
+        <w:t>DHARMa</w:t>
+      </w:r>
+      <w:proofErr w:type="spellEnd"/>
+      <w:r>
+        <w:rPr>
+          <w:rFonts w:ascii="Times New Roman" w:hAnsi="Times New Roman" w:cs="Times New Roman"/>
+          <w:sz w:val="24"/>
+          <w:szCs w:val="24"/>
+        </w:rPr>
+        <w:t xml:space="preserve"> plots, pending validation or improvements, and based on preliminary research suggesting that they are not particularly useful (conservative or anti-conservative, depending upon specifics of model)</w:t>
       </w:r>
     </w:p>
     <w:p>
@@ -2354,7 +3281,25 @@
           <w:sz w:val="24"/>
           <w:szCs w:val="24"/>
         </w:rPr>
-        <w:t xml:space="preserve">Improve `Effect.fit_model` used in marginal-effects plots to allow </w:t>
+        <w:t>Improve `</w:t>
+      </w:r>
+      <w:proofErr w:type="spellStart"/>
+      <w:r>
+        <w:rPr>
+          <w:rFonts w:ascii="Times New Roman" w:hAnsi="Times New Roman" w:cs="Times New Roman"/>
+          <w:sz w:val="24"/>
+          <w:szCs w:val="24"/>
+        </w:rPr>
+        <w:t>Effect.fit_model</w:t>
+      </w:r>
+      <w:proofErr w:type="spellEnd"/>
+      <w:r>
+        <w:rPr>
+          <w:rFonts w:ascii="Times New Roman" w:hAnsi="Times New Roman" w:cs="Times New Roman"/>
+          <w:sz w:val="24"/>
+          <w:szCs w:val="24"/>
+        </w:rPr>
+        <w:t xml:space="preserve">` used in marginal-effects plots to allow </w:t>
       </w:r>
       <w:r>
         <w:rPr>
@@ -2378,7 +3323,25 @@
           <w:sz w:val="24"/>
           <w:szCs w:val="24"/>
         </w:rPr>
-        <w:t xml:space="preserve"> (`Effect.fit_model` previously only worked with univariate models)</w:t>
+        <w:t xml:space="preserve"> (`</w:t>
+      </w:r>
+      <w:proofErr w:type="spellStart"/>
+      <w:r>
+        <w:rPr>
+          <w:rFonts w:ascii="Times New Roman" w:hAnsi="Times New Roman" w:cs="Times New Roman"/>
+          <w:sz w:val="24"/>
+          <w:szCs w:val="24"/>
+        </w:rPr>
+        <w:t>Effect.fit_model</w:t>
+      </w:r>
+      <w:proofErr w:type="spellEnd"/>
+      <w:r>
+        <w:rPr>
+          <w:rFonts w:ascii="Times New Roman" w:hAnsi="Times New Roman" w:cs="Times New Roman"/>
+          <w:sz w:val="24"/>
+          <w:szCs w:val="24"/>
+        </w:rPr>
+        <w:t>` previously only worked with univariate models)</w:t>
       </w:r>
       <w:r>
         <w:rPr>
@@ -2409,7 +3372,43 @@
           <w:sz w:val="24"/>
           <w:szCs w:val="24"/>
         </w:rPr>
-        <w:t>Improve `plot_data` to use specified `projargs` input, i.e., to work well with nonstandard projections.</w:t>
+        <w:t>Improve `</w:t>
+      </w:r>
+      <w:proofErr w:type="spellStart"/>
+      <w:r>
+        <w:rPr>
+          <w:rFonts w:ascii="Times New Roman" w:hAnsi="Times New Roman" w:cs="Times New Roman"/>
+          <w:sz w:val="24"/>
+          <w:szCs w:val="24"/>
+        </w:rPr>
+        <w:t>plot_data</w:t>
+      </w:r>
+      <w:proofErr w:type="spellEnd"/>
+      <w:r>
+        <w:rPr>
+          <w:rFonts w:ascii="Times New Roman" w:hAnsi="Times New Roman" w:cs="Times New Roman"/>
+          <w:sz w:val="24"/>
+          <w:szCs w:val="24"/>
+        </w:rPr>
+        <w:t>` to use specified `</w:t>
+      </w:r>
+      <w:proofErr w:type="spellStart"/>
+      <w:r>
+        <w:rPr>
+          <w:rFonts w:ascii="Times New Roman" w:hAnsi="Times New Roman" w:cs="Times New Roman"/>
+          <w:sz w:val="24"/>
+          <w:szCs w:val="24"/>
+        </w:rPr>
+        <w:t>projargs</w:t>
+      </w:r>
+      <w:proofErr w:type="spellEnd"/>
+      <w:r>
+        <w:rPr>
+          <w:rFonts w:ascii="Times New Roman" w:hAnsi="Times New Roman" w:cs="Times New Roman"/>
+          <w:sz w:val="24"/>
+          <w:szCs w:val="24"/>
+        </w:rPr>
+        <w:t>` input, i.e., to work well with nonstandard projections.</w:t>
       </w:r>
     </w:p>
     <w:p>
@@ -2455,7 +3454,43 @@
           <w:sz w:val="24"/>
           <w:szCs w:val="24"/>
         </w:rPr>
-        <w:t>Allows new spatially-varying density dependent effect via `X1config_cp[,]=4` or `X2config_cp[,]=4`, which replaces a given covariate with the sum of both temporal terms (beta1+beta2) and then estimates a zero-centered spatially varying response to that temporal term.</w:t>
+        <w:t>Allows new spatially-varying density dependent effect via `X1config_</w:t>
+      </w:r>
+      <w:proofErr w:type="gramStart"/>
+      <w:r>
+        <w:rPr>
+          <w:rFonts w:ascii="Times New Roman" w:hAnsi="Times New Roman" w:cs="Times New Roman"/>
+          <w:sz w:val="24"/>
+          <w:szCs w:val="24"/>
+        </w:rPr>
+        <w:t>cp[</w:t>
+      </w:r>
+      <w:proofErr w:type="gramEnd"/>
+      <w:r>
+        <w:rPr>
+          <w:rFonts w:ascii="Times New Roman" w:hAnsi="Times New Roman" w:cs="Times New Roman"/>
+          <w:sz w:val="24"/>
+          <w:szCs w:val="24"/>
+        </w:rPr>
+        <w:t>,]=4` or `X2config_cp[,]=4`, which replaces a given covariate with the sum of both temporal terms (beta1+beta2) and then estimates a zero-</w:t>
+      </w:r>
+      <w:proofErr w:type="spellStart"/>
+      <w:r>
+        <w:rPr>
+          <w:rFonts w:ascii="Times New Roman" w:hAnsi="Times New Roman" w:cs="Times New Roman"/>
+          <w:sz w:val="24"/>
+          <w:szCs w:val="24"/>
+        </w:rPr>
+        <w:t>centered</w:t>
+      </w:r>
+      <w:proofErr w:type="spellEnd"/>
+      <w:r>
+        <w:rPr>
+          <w:rFonts w:ascii="Times New Roman" w:hAnsi="Times New Roman" w:cs="Times New Roman"/>
+          <w:sz w:val="24"/>
+          <w:szCs w:val="24"/>
+        </w:rPr>
+        <w:t xml:space="preserve"> spatially varying response to that temporal term.</w:t>
       </w:r>
     </w:p>
     <w:p>
@@ -2478,7 +3513,26 @@
           <w:sz w:val="24"/>
           <w:szCs w:val="24"/>
         </w:rPr>
-        <w:t xml:space="preserve">Allows users to implement a necessary identifiability constraint when estimating a loadings matrix for spatio-temporal variation across both years and species.  </w:t>
+        <w:lastRenderedPageBreak/>
+        <w:t xml:space="preserve">Allows users to implement a necessary identifiability constraint when estimating a loadings matrix for </w:t>
+      </w:r>
+      <w:proofErr w:type="spellStart"/>
+      <w:r>
+        <w:rPr>
+          <w:rFonts w:ascii="Times New Roman" w:hAnsi="Times New Roman" w:cs="Times New Roman"/>
+          <w:sz w:val="24"/>
+          <w:szCs w:val="24"/>
+        </w:rPr>
+        <w:t>spatio</w:t>
+      </w:r>
+      <w:proofErr w:type="spellEnd"/>
+      <w:r>
+        <w:rPr>
+          <w:rFonts w:ascii="Times New Roman" w:hAnsi="Times New Roman" w:cs="Times New Roman"/>
+          <w:sz w:val="24"/>
+          <w:szCs w:val="24"/>
+        </w:rPr>
+        <w:t xml:space="preserve">-temporal variation across both years and species.  </w:t>
       </w:r>
     </w:p>
     <w:p>
@@ -2501,24 +3555,105 @@
           <w:sz w:val="24"/>
           <w:szCs w:val="24"/>
         </w:rPr>
-        <w:t>Allows users to specify units for inputs `b_i` and `a_i`, as well as `a_el` from `make_extrapolation_info`, and then displays correct units in resulting index</w:t>
-      </w:r>
-      <w:r>
-        <w:rPr>
-          <w:rFonts w:ascii="Times New Roman" w:hAnsi="Times New Roman" w:cs="Times New Roman"/>
-          <w:sz w:val="24"/>
-          <w:szCs w:val="24"/>
-        </w:rPr>
-        <w:t xml:space="preserve">; if these </w:t>
-      </w:r>
-      <w:r>
-        <w:rPr>
-          <w:rFonts w:ascii="Times New Roman" w:hAnsi="Times New Roman" w:cs="Times New Roman"/>
-          <w:sz w:val="24"/>
-          <w:szCs w:val="24"/>
-        </w:rPr>
-        <w:lastRenderedPageBreak/>
-        <w:t>inputs are missing an explicit units designation, then the model coerces them to have units `kg`, `km^2` and `km^2` respectively</w:t>
+        <w:t>Allows users to specify units for inputs `</w:t>
+      </w:r>
+      <w:proofErr w:type="spellStart"/>
+      <w:r>
+        <w:rPr>
+          <w:rFonts w:ascii="Times New Roman" w:hAnsi="Times New Roman" w:cs="Times New Roman"/>
+          <w:sz w:val="24"/>
+          <w:szCs w:val="24"/>
+        </w:rPr>
+        <w:t>b_i</w:t>
+      </w:r>
+      <w:proofErr w:type="spellEnd"/>
+      <w:r>
+        <w:rPr>
+          <w:rFonts w:ascii="Times New Roman" w:hAnsi="Times New Roman" w:cs="Times New Roman"/>
+          <w:sz w:val="24"/>
+          <w:szCs w:val="24"/>
+        </w:rPr>
+        <w:t>` and `</w:t>
+      </w:r>
+      <w:proofErr w:type="spellStart"/>
+      <w:r>
+        <w:rPr>
+          <w:rFonts w:ascii="Times New Roman" w:hAnsi="Times New Roman" w:cs="Times New Roman"/>
+          <w:sz w:val="24"/>
+          <w:szCs w:val="24"/>
+        </w:rPr>
+        <w:t>a_i</w:t>
+      </w:r>
+      <w:proofErr w:type="spellEnd"/>
+      <w:r>
+        <w:rPr>
+          <w:rFonts w:ascii="Times New Roman" w:hAnsi="Times New Roman" w:cs="Times New Roman"/>
+          <w:sz w:val="24"/>
+          <w:szCs w:val="24"/>
+        </w:rPr>
+        <w:t>`, as well as `</w:t>
+      </w:r>
+      <w:proofErr w:type="spellStart"/>
+      <w:r>
+        <w:rPr>
+          <w:rFonts w:ascii="Times New Roman" w:hAnsi="Times New Roman" w:cs="Times New Roman"/>
+          <w:sz w:val="24"/>
+          <w:szCs w:val="24"/>
+        </w:rPr>
+        <w:t>a_el</w:t>
+      </w:r>
+      <w:proofErr w:type="spellEnd"/>
+      <w:r>
+        <w:rPr>
+          <w:rFonts w:ascii="Times New Roman" w:hAnsi="Times New Roman" w:cs="Times New Roman"/>
+          <w:sz w:val="24"/>
+          <w:szCs w:val="24"/>
+        </w:rPr>
+        <w:t>` from `</w:t>
+      </w:r>
+      <w:proofErr w:type="spellStart"/>
+      <w:r>
+        <w:rPr>
+          <w:rFonts w:ascii="Times New Roman" w:hAnsi="Times New Roman" w:cs="Times New Roman"/>
+          <w:sz w:val="24"/>
+          <w:szCs w:val="24"/>
+        </w:rPr>
+        <w:t>make_extrapolation_info</w:t>
+      </w:r>
+      <w:proofErr w:type="spellEnd"/>
+      <w:r>
+        <w:rPr>
+          <w:rFonts w:ascii="Times New Roman" w:hAnsi="Times New Roman" w:cs="Times New Roman"/>
+          <w:sz w:val="24"/>
+          <w:szCs w:val="24"/>
+        </w:rPr>
+        <w:t>`, and then displays correct units in resulting index</w:t>
+      </w:r>
+      <w:r>
+        <w:rPr>
+          <w:rFonts w:ascii="Times New Roman" w:hAnsi="Times New Roman" w:cs="Times New Roman"/>
+          <w:sz w:val="24"/>
+          <w:szCs w:val="24"/>
+        </w:rPr>
+        <w:t xml:space="preserve">; if these inputs are missing an explicit </w:t>
+      </w:r>
+      <w:proofErr w:type="gramStart"/>
+      <w:r>
+        <w:rPr>
+          <w:rFonts w:ascii="Times New Roman" w:hAnsi="Times New Roman" w:cs="Times New Roman"/>
+          <w:sz w:val="24"/>
+          <w:szCs w:val="24"/>
+        </w:rPr>
+        <w:t>units</w:t>
+      </w:r>
+      <w:proofErr w:type="gramEnd"/>
+      <w:r>
+        <w:rPr>
+          <w:rFonts w:ascii="Times New Roman" w:hAnsi="Times New Roman" w:cs="Times New Roman"/>
+          <w:sz w:val="24"/>
+          <w:szCs w:val="24"/>
+        </w:rPr>
+        <w:t xml:space="preserve"> designation, then the model coerces them to have units `kg`, `km^2` and `km^2` respectively</w:t>
       </w:r>
       <w:r>
         <w:rPr>
@@ -2571,7 +3706,25 @@
           <w:sz w:val="24"/>
           <w:szCs w:val="24"/>
         </w:rPr>
-        <w:t>Allow calculation of Dunn-Smyth simulation residuals even for models including some instances where `b_i=NA`, i.e., in cases involving forecasting</w:t>
+        <w:t>Allow calculation of Dunn-Smyth simulation residuals even for models including some instances where `</w:t>
+      </w:r>
+      <w:proofErr w:type="spellStart"/>
+      <w:r>
+        <w:rPr>
+          <w:rFonts w:ascii="Times New Roman" w:hAnsi="Times New Roman" w:cs="Times New Roman"/>
+          <w:sz w:val="24"/>
+          <w:szCs w:val="24"/>
+        </w:rPr>
+        <w:t>b_i</w:t>
+      </w:r>
+      <w:proofErr w:type="spellEnd"/>
+      <w:r>
+        <w:rPr>
+          <w:rFonts w:ascii="Times New Roman" w:hAnsi="Times New Roman" w:cs="Times New Roman"/>
+          <w:sz w:val="24"/>
+          <w:szCs w:val="24"/>
+        </w:rPr>
+        <w:t>=NA`, i.e., in cases involving forecasting</w:t>
       </w:r>
       <w:r>
         <w:rPr>
@@ -2663,15 +3816,33 @@
           <w:sz w:val="24"/>
           <w:szCs w:val="24"/>
         </w:rPr>
-        <w:t>Requires FishStats</w:t>
-      </w:r>
-      <w:r>
-        <w:rPr>
-          <w:rFonts w:ascii="Times New Roman" w:hAnsi="Times New Roman" w:cs="Times New Roman"/>
-          <w:sz w:val="24"/>
-          <w:szCs w:val="24"/>
-        </w:rPr>
-        <w:t>Utils version &gt;= 2.9.1</w:t>
+        <w:t xml:space="preserve">Requires </w:t>
+      </w:r>
+      <w:proofErr w:type="spellStart"/>
+      <w:r>
+        <w:rPr>
+          <w:rFonts w:ascii="Times New Roman" w:hAnsi="Times New Roman" w:cs="Times New Roman"/>
+          <w:sz w:val="24"/>
+          <w:szCs w:val="24"/>
+        </w:rPr>
+        <w:t>FishStats</w:t>
+      </w:r>
+      <w:r>
+        <w:rPr>
+          <w:rFonts w:ascii="Times New Roman" w:hAnsi="Times New Roman" w:cs="Times New Roman"/>
+          <w:sz w:val="24"/>
+          <w:szCs w:val="24"/>
+        </w:rPr>
+        <w:t>Utils</w:t>
+      </w:r>
+      <w:proofErr w:type="spellEnd"/>
+      <w:r>
+        <w:rPr>
+          <w:rFonts w:ascii="Times New Roman" w:hAnsi="Times New Roman" w:cs="Times New Roman"/>
+          <w:sz w:val="24"/>
+          <w:szCs w:val="24"/>
+        </w:rPr>
+        <w:t xml:space="preserve"> version &gt;= 2.9.1</w:t>
       </w:r>
     </w:p>
     <w:p>
@@ -2716,7 +3887,43 @@
           <w:sz w:val="24"/>
           <w:szCs w:val="24"/>
         </w:rPr>
-        <w:t>Change `fit_model` to include `getJointPrecision=TRUE` by default, so that range-edge metrics are computed by default.</w:t>
+        <w:t>Change `</w:t>
+      </w:r>
+      <w:proofErr w:type="spellStart"/>
+      <w:r>
+        <w:rPr>
+          <w:rFonts w:ascii="Times New Roman" w:hAnsi="Times New Roman" w:cs="Times New Roman"/>
+          <w:sz w:val="24"/>
+          <w:szCs w:val="24"/>
+        </w:rPr>
+        <w:t>fit_model</w:t>
+      </w:r>
+      <w:proofErr w:type="spellEnd"/>
+      <w:r>
+        <w:rPr>
+          <w:rFonts w:ascii="Times New Roman" w:hAnsi="Times New Roman" w:cs="Times New Roman"/>
+          <w:sz w:val="24"/>
+          <w:szCs w:val="24"/>
+        </w:rPr>
+        <w:t>` to include `</w:t>
+      </w:r>
+      <w:proofErr w:type="spellStart"/>
+      <w:r>
+        <w:rPr>
+          <w:rFonts w:ascii="Times New Roman" w:hAnsi="Times New Roman" w:cs="Times New Roman"/>
+          <w:sz w:val="24"/>
+          <w:szCs w:val="24"/>
+        </w:rPr>
+        <w:t>getJointPrecision</w:t>
+      </w:r>
+      <w:proofErr w:type="spellEnd"/>
+      <w:r>
+        <w:rPr>
+          <w:rFonts w:ascii="Times New Roman" w:hAnsi="Times New Roman" w:cs="Times New Roman"/>
+          <w:sz w:val="24"/>
+          <w:szCs w:val="24"/>
+        </w:rPr>
+        <w:t>=TRUE` by default, so that range-edge metrics are computed by default.</w:t>
       </w:r>
     </w:p>
     <w:p>
@@ -2761,7 +3968,25 @@
           <w:sz w:val="24"/>
           <w:szCs w:val="24"/>
         </w:rPr>
-        <w:t xml:space="preserve">Change the default `projargs` used when plotting to Lon-Lat, to avoid errors arising from applying custom projections to global coastline maps without also specifying a reduced subset of countries.  </w:t>
+        <w:t>Change the default `</w:t>
+      </w:r>
+      <w:proofErr w:type="spellStart"/>
+      <w:r>
+        <w:rPr>
+          <w:rFonts w:ascii="Times New Roman" w:hAnsi="Times New Roman" w:cs="Times New Roman"/>
+          <w:sz w:val="24"/>
+          <w:szCs w:val="24"/>
+        </w:rPr>
+        <w:t>projargs</w:t>
+      </w:r>
+      <w:proofErr w:type="spellEnd"/>
+      <w:r>
+        <w:rPr>
+          <w:rFonts w:ascii="Times New Roman" w:hAnsi="Times New Roman" w:cs="Times New Roman"/>
+          <w:sz w:val="24"/>
+          <w:szCs w:val="24"/>
+        </w:rPr>
+        <w:t xml:space="preserve">` used when plotting to Lon-Lat, to avoid errors arising from applying custom projections to global coastline maps without also specifying a reduced subset of countries.  </w:t>
       </w:r>
     </w:p>
     <w:p>
@@ -2836,34 +4061,53 @@
           <w:sz w:val="24"/>
           <w:szCs w:val="24"/>
         </w:rPr>
-        <w:t>Requires FishStats</w:t>
-      </w:r>
-      <w:r>
-        <w:rPr>
-          <w:rFonts w:ascii="Times New Roman" w:hAnsi="Times New Roman" w:cs="Times New Roman"/>
-          <w:sz w:val="24"/>
-          <w:szCs w:val="24"/>
-        </w:rPr>
-        <w:t>Utils version &gt;= 2.9.0</w:t>
-      </w:r>
-    </w:p>
-    <w:p>
-      <w:pPr>
-        <w:spacing w:after="0" w:line="480" w:lineRule="auto"/>
-        <w:rPr>
-          <w:rFonts w:ascii="Times New Roman" w:hAnsi="Times New Roman" w:cs="Times New Roman"/>
-          <w:b/>
-          <w:sz w:val="24"/>
-          <w:szCs w:val="24"/>
-        </w:rPr>
-      </w:pPr>
-      <w:r>
-        <w:rPr>
-          <w:rFonts w:ascii="Times New Roman" w:hAnsi="Times New Roman" w:cs="Times New Roman"/>
-          <w:b/>
-          <w:sz w:val="24"/>
-          <w:szCs w:val="24"/>
-        </w:rPr>
+        <w:t xml:space="preserve">Requires </w:t>
+      </w:r>
+      <w:proofErr w:type="spellStart"/>
+      <w:r>
+        <w:rPr>
+          <w:rFonts w:ascii="Times New Roman" w:hAnsi="Times New Roman" w:cs="Times New Roman"/>
+          <w:sz w:val="24"/>
+          <w:szCs w:val="24"/>
+        </w:rPr>
+        <w:t>FishStats</w:t>
+      </w:r>
+      <w:r>
+        <w:rPr>
+          <w:rFonts w:ascii="Times New Roman" w:hAnsi="Times New Roman" w:cs="Times New Roman"/>
+          <w:sz w:val="24"/>
+          <w:szCs w:val="24"/>
+        </w:rPr>
+        <w:t>Utils</w:t>
+      </w:r>
+      <w:proofErr w:type="spellEnd"/>
+      <w:r>
+        <w:rPr>
+          <w:rFonts w:ascii="Times New Roman" w:hAnsi="Times New Roman" w:cs="Times New Roman"/>
+          <w:sz w:val="24"/>
+          <w:szCs w:val="24"/>
+        </w:rPr>
+        <w:t xml:space="preserve"> version &gt;= 2.9.0</w:t>
+      </w:r>
+    </w:p>
+    <w:p>
+      <w:pPr>
+        <w:spacing w:after="0" w:line="480" w:lineRule="auto"/>
+        <w:rPr>
+          <w:rFonts w:ascii="Times New Roman" w:hAnsi="Times New Roman" w:cs="Times New Roman"/>
+          <w:b/>
+          <w:sz w:val="24"/>
+          <w:szCs w:val="24"/>
+        </w:rPr>
+      </w:pPr>
+      <w:r>
+        <w:rPr>
+          <w:rFonts w:ascii="Times New Roman" w:hAnsi="Times New Roman" w:cs="Times New Roman"/>
+          <w:b/>
+          <w:sz w:val="24"/>
+          <w:szCs w:val="24"/>
+        </w:rPr>
+        <w:lastRenderedPageBreak/>
         <w:t>NEW FEATURES</w:t>
       </w:r>
     </w:p>
@@ -2914,8 +4158,61 @@
           <w:sz w:val="24"/>
           <w:szCs w:val="24"/>
         </w:rPr>
-        <w:lastRenderedPageBreak/>
-        <w:t>Improve `predict` feature added in release 3.6.0 including:  (1) adding an integrated-test to confirm that it behaves identically to `predict.glm` in some simple cases; (2) improving documentation; and (3) confirming that it can be integrated with package `pdp` to make partial dependence plots.</w:t>
+        <w:t>Improve `predict` feature added in release 3.6.0 including</w:t>
+      </w:r>
+      <w:proofErr w:type="gramStart"/>
+      <w:r>
+        <w:rPr>
+          <w:rFonts w:ascii="Times New Roman" w:hAnsi="Times New Roman" w:cs="Times New Roman"/>
+          <w:sz w:val="24"/>
+          <w:szCs w:val="24"/>
+        </w:rPr>
+        <w:t>:  (</w:t>
+      </w:r>
+      <w:proofErr w:type="gramEnd"/>
+      <w:r>
+        <w:rPr>
+          <w:rFonts w:ascii="Times New Roman" w:hAnsi="Times New Roman" w:cs="Times New Roman"/>
+          <w:sz w:val="24"/>
+          <w:szCs w:val="24"/>
+        </w:rPr>
+        <w:t>1) adding an integrated-test to confirm that it behaves identically to `</w:t>
+      </w:r>
+      <w:proofErr w:type="spellStart"/>
+      <w:r>
+        <w:rPr>
+          <w:rFonts w:ascii="Times New Roman" w:hAnsi="Times New Roman" w:cs="Times New Roman"/>
+          <w:sz w:val="24"/>
+          <w:szCs w:val="24"/>
+        </w:rPr>
+        <w:t>predict.glm</w:t>
+      </w:r>
+      <w:proofErr w:type="spellEnd"/>
+      <w:r>
+        <w:rPr>
+          <w:rFonts w:ascii="Times New Roman" w:hAnsi="Times New Roman" w:cs="Times New Roman"/>
+          <w:sz w:val="24"/>
+          <w:szCs w:val="24"/>
+        </w:rPr>
+        <w:t>` in some simple cases; (2) improving documentation; and (3) confirming that it can be integrated with package `</w:t>
+      </w:r>
+      <w:proofErr w:type="spellStart"/>
+      <w:r>
+        <w:rPr>
+          <w:rFonts w:ascii="Times New Roman" w:hAnsi="Times New Roman" w:cs="Times New Roman"/>
+          <w:sz w:val="24"/>
+          <w:szCs w:val="24"/>
+        </w:rPr>
+        <w:t>pdp</w:t>
+      </w:r>
+      <w:proofErr w:type="spellEnd"/>
+      <w:r>
+        <w:rPr>
+          <w:rFonts w:ascii="Times New Roman" w:hAnsi="Times New Roman" w:cs="Times New Roman"/>
+          <w:sz w:val="24"/>
+          <w:szCs w:val="24"/>
+        </w:rPr>
+        <w:t>` to make partial dependence plots.</w:t>
       </w:r>
     </w:p>
     <w:p>
@@ -2940,7 +4237,61 @@
           <w:sz w:val="24"/>
           <w:szCs w:val="24"/>
         </w:rPr>
-        <w:t>Re-adding continuous integration:  (1) eliminating usage of TravisCI and instead (2) adding files to trigger the GitHub “CI” Action (based on substantial contributions from Cole Monnahan).</w:t>
+        <w:t>Re-adding continuous integration</w:t>
+      </w:r>
+      <w:proofErr w:type="gramStart"/>
+      <w:r>
+        <w:rPr>
+          <w:rFonts w:ascii="Times New Roman" w:hAnsi="Times New Roman" w:cs="Times New Roman"/>
+          <w:sz w:val="24"/>
+          <w:szCs w:val="24"/>
+        </w:rPr>
+        <w:t>:  (</w:t>
+      </w:r>
+      <w:proofErr w:type="gramEnd"/>
+      <w:r>
+        <w:rPr>
+          <w:rFonts w:ascii="Times New Roman" w:hAnsi="Times New Roman" w:cs="Times New Roman"/>
+          <w:sz w:val="24"/>
+          <w:szCs w:val="24"/>
+        </w:rPr>
+        <w:t xml:space="preserve">1) eliminating usage of </w:t>
+      </w:r>
+      <w:proofErr w:type="spellStart"/>
+      <w:r>
+        <w:rPr>
+          <w:rFonts w:ascii="Times New Roman" w:hAnsi="Times New Roman" w:cs="Times New Roman"/>
+          <w:sz w:val="24"/>
+          <w:szCs w:val="24"/>
+        </w:rPr>
+        <w:t>TravisCI</w:t>
+      </w:r>
+      <w:proofErr w:type="spellEnd"/>
+      <w:r>
+        <w:rPr>
+          <w:rFonts w:ascii="Times New Roman" w:hAnsi="Times New Roman" w:cs="Times New Roman"/>
+          <w:sz w:val="24"/>
+          <w:szCs w:val="24"/>
+        </w:rPr>
+        <w:t xml:space="preserve"> and instead (2) adding files to trigger the GitHub “CI” Action (based on substantial contributions from Cole </w:t>
+      </w:r>
+      <w:proofErr w:type="spellStart"/>
+      <w:r>
+        <w:rPr>
+          <w:rFonts w:ascii="Times New Roman" w:hAnsi="Times New Roman" w:cs="Times New Roman"/>
+          <w:sz w:val="24"/>
+          <w:szCs w:val="24"/>
+        </w:rPr>
+        <w:t>Monnahan</w:t>
+      </w:r>
+      <w:proofErr w:type="spellEnd"/>
+      <w:r>
+        <w:rPr>
+          <w:rFonts w:ascii="Times New Roman" w:hAnsi="Times New Roman" w:cs="Times New Roman"/>
+          <w:sz w:val="24"/>
+          <w:szCs w:val="24"/>
+        </w:rPr>
+        <w:t>).</w:t>
       </w:r>
     </w:p>
     <w:p>
@@ -2965,7 +4316,43 @@
           <w:sz w:val="24"/>
           <w:szCs w:val="24"/>
         </w:rPr>
-        <w:t>Adding a simplified user-interface for seasonal spatio-temporal models (based on substantial contributions from Andrew Allyn).</w:t>
+        <w:t xml:space="preserve">Adding a simplified user-interface for seasonal </w:t>
+      </w:r>
+      <w:proofErr w:type="spellStart"/>
+      <w:r>
+        <w:rPr>
+          <w:rFonts w:ascii="Times New Roman" w:hAnsi="Times New Roman" w:cs="Times New Roman"/>
+          <w:sz w:val="24"/>
+          <w:szCs w:val="24"/>
+        </w:rPr>
+        <w:t>spatio</w:t>
+      </w:r>
+      <w:proofErr w:type="spellEnd"/>
+      <w:r>
+        <w:rPr>
+          <w:rFonts w:ascii="Times New Roman" w:hAnsi="Times New Roman" w:cs="Times New Roman"/>
+          <w:sz w:val="24"/>
+          <w:szCs w:val="24"/>
+        </w:rPr>
+        <w:t xml:space="preserve">-temporal models (based on substantial contributions from Andrew </w:t>
+      </w:r>
+      <w:proofErr w:type="spellStart"/>
+      <w:r>
+        <w:rPr>
+          <w:rFonts w:ascii="Times New Roman" w:hAnsi="Times New Roman" w:cs="Times New Roman"/>
+          <w:sz w:val="24"/>
+          <w:szCs w:val="24"/>
+        </w:rPr>
+        <w:t>Allyn</w:t>
+      </w:r>
+      <w:proofErr w:type="spellEnd"/>
+      <w:r>
+        <w:rPr>
+          <w:rFonts w:ascii="Times New Roman" w:hAnsi="Times New Roman" w:cs="Times New Roman"/>
+          <w:sz w:val="24"/>
+          <w:szCs w:val="24"/>
+        </w:rPr>
+        <w:t>).</w:t>
       </w:r>
     </w:p>
     <w:p>
@@ -3010,7 +4397,25 @@
           <w:sz w:val="24"/>
           <w:szCs w:val="24"/>
         </w:rPr>
-        <w:t>Update `plot_quantile_residuals` to ensure that a residual &gt;0.5 corresponds to data above the median from the predictive distribution, and a residual &lt;0.5</w:t>
+        <w:t>Update `</w:t>
+      </w:r>
+      <w:proofErr w:type="spellStart"/>
+      <w:r>
+        <w:rPr>
+          <w:rFonts w:ascii="Times New Roman" w:hAnsi="Times New Roman" w:cs="Times New Roman"/>
+          <w:sz w:val="24"/>
+          <w:szCs w:val="24"/>
+        </w:rPr>
+        <w:t>plot_quantile_residuals</w:t>
+      </w:r>
+      <w:proofErr w:type="spellEnd"/>
+      <w:r>
+        <w:rPr>
+          <w:rFonts w:ascii="Times New Roman" w:hAnsi="Times New Roman" w:cs="Times New Roman"/>
+          <w:sz w:val="24"/>
+          <w:szCs w:val="24"/>
+        </w:rPr>
+        <w:t>` to ensure that a residual &gt;0.5 corresponds to data above the median from the predictive distribution, and a residual &lt;0.5</w:t>
       </w:r>
       <w:r>
         <w:rPr>
@@ -3178,35 +4583,52 @@
           <w:sz w:val="24"/>
           <w:szCs w:val="24"/>
         </w:rPr>
-        <w:t>Requires FishStats</w:t>
-      </w:r>
-      <w:r>
-        <w:rPr>
-          <w:rFonts w:ascii="Times New Roman" w:hAnsi="Times New Roman" w:cs="Times New Roman"/>
-          <w:sz w:val="24"/>
-          <w:szCs w:val="24"/>
-        </w:rPr>
-        <w:t>Utils version &gt;= 2.8.0</w:t>
-      </w:r>
-    </w:p>
-    <w:p>
-      <w:pPr>
-        <w:spacing w:after="0" w:line="480" w:lineRule="auto"/>
-        <w:rPr>
-          <w:rFonts w:ascii="Times New Roman" w:hAnsi="Times New Roman" w:cs="Times New Roman"/>
-          <w:b/>
-          <w:sz w:val="24"/>
-          <w:szCs w:val="24"/>
-        </w:rPr>
-      </w:pPr>
-      <w:r>
-        <w:rPr>
-          <w:rFonts w:ascii="Times New Roman" w:hAnsi="Times New Roman" w:cs="Times New Roman"/>
-          <w:b/>
-          <w:sz w:val="24"/>
-          <w:szCs w:val="24"/>
-        </w:rPr>
-        <w:lastRenderedPageBreak/>
+        <w:t xml:space="preserve">Requires </w:t>
+      </w:r>
+      <w:proofErr w:type="spellStart"/>
+      <w:r>
+        <w:rPr>
+          <w:rFonts w:ascii="Times New Roman" w:hAnsi="Times New Roman" w:cs="Times New Roman"/>
+          <w:sz w:val="24"/>
+          <w:szCs w:val="24"/>
+        </w:rPr>
+        <w:t>FishStats</w:t>
+      </w:r>
+      <w:r>
+        <w:rPr>
+          <w:rFonts w:ascii="Times New Roman" w:hAnsi="Times New Roman" w:cs="Times New Roman"/>
+          <w:sz w:val="24"/>
+          <w:szCs w:val="24"/>
+        </w:rPr>
+        <w:t>Utils</w:t>
+      </w:r>
+      <w:proofErr w:type="spellEnd"/>
+      <w:r>
+        <w:rPr>
+          <w:rFonts w:ascii="Times New Roman" w:hAnsi="Times New Roman" w:cs="Times New Roman"/>
+          <w:sz w:val="24"/>
+          <w:szCs w:val="24"/>
+        </w:rPr>
+        <w:t xml:space="preserve"> version &gt;= 2.8.0</w:t>
+      </w:r>
+    </w:p>
+    <w:p>
+      <w:pPr>
+        <w:spacing w:after="0" w:line="480" w:lineRule="auto"/>
+        <w:rPr>
+          <w:rFonts w:ascii="Times New Roman" w:hAnsi="Times New Roman" w:cs="Times New Roman"/>
+          <w:b/>
+          <w:sz w:val="24"/>
+          <w:szCs w:val="24"/>
+        </w:rPr>
+      </w:pPr>
+      <w:r>
+        <w:rPr>
+          <w:rFonts w:ascii="Times New Roman" w:hAnsi="Times New Roman" w:cs="Times New Roman"/>
+          <w:b/>
+          <w:sz w:val="24"/>
+          <w:szCs w:val="24"/>
+        </w:rPr>
         <w:t>NEW FEATURES</w:t>
       </w:r>
     </w:p>
@@ -3234,6 +4656,7 @@
         </w:rPr>
         <w:t>Expanding use of formula interface to specify covariates.  A separate formula is now specified for each linear predictor for density (X1_formula/X2_formula) or catchability (Q1_formula/Q2_formula).  Catchability formulas are parsed by user-supplied data frame `</w:t>
       </w:r>
+      <w:proofErr w:type="spellStart"/>
       <w:r>
         <w:rPr>
           <w:rFonts w:ascii="Times New Roman" w:hAnsi="Times New Roman" w:cs="Times New Roman"/>
@@ -3242,6 +4665,7 @@
         </w:rPr>
         <w:t>catchability_data</w:t>
       </w:r>
+      <w:proofErr w:type="spellEnd"/>
       <w:r>
         <w:rPr>
           <w:rFonts w:ascii="Times New Roman" w:hAnsi="Times New Roman" w:cs="Times New Roman"/>
@@ -3256,7 +4680,43 @@
           <w:sz w:val="24"/>
           <w:szCs w:val="24"/>
         </w:rPr>
-        <w:t xml:space="preserve">  However, the user can still use previous interface, either by passing X_itp / X_gtp directly, or by passing a single formula.</w:t>
+        <w:t xml:space="preserve">  However, the user can still use previous interface, either by passing </w:t>
+      </w:r>
+      <w:proofErr w:type="spellStart"/>
+      <w:r>
+        <w:rPr>
+          <w:rFonts w:ascii="Times New Roman" w:hAnsi="Times New Roman" w:cs="Times New Roman"/>
+          <w:sz w:val="24"/>
+          <w:szCs w:val="24"/>
+        </w:rPr>
+        <w:t>X_itp</w:t>
+      </w:r>
+      <w:proofErr w:type="spellEnd"/>
+      <w:r>
+        <w:rPr>
+          <w:rFonts w:ascii="Times New Roman" w:hAnsi="Times New Roman" w:cs="Times New Roman"/>
+          <w:sz w:val="24"/>
+          <w:szCs w:val="24"/>
+        </w:rPr>
+        <w:t xml:space="preserve"> / </w:t>
+      </w:r>
+      <w:proofErr w:type="spellStart"/>
+      <w:r>
+        <w:rPr>
+          <w:rFonts w:ascii="Times New Roman" w:hAnsi="Times New Roman" w:cs="Times New Roman"/>
+          <w:sz w:val="24"/>
+          <w:szCs w:val="24"/>
+        </w:rPr>
+        <w:t>X_gtp</w:t>
+      </w:r>
+      <w:proofErr w:type="spellEnd"/>
+      <w:r>
+        <w:rPr>
+          <w:rFonts w:ascii="Times New Roman" w:hAnsi="Times New Roman" w:cs="Times New Roman"/>
+          <w:sz w:val="24"/>
+          <w:szCs w:val="24"/>
+        </w:rPr>
+        <w:t xml:space="preserve"> directly, or by passing a single formula.</w:t>
       </w:r>
     </w:p>
     <w:p>
@@ -3281,7 +4741,25 @@
           <w:sz w:val="24"/>
           <w:szCs w:val="24"/>
         </w:rPr>
-        <w:t>Allowing user to specify spatially varying coefficients for each density linear predictor separately (X1config_cp / X2config_cp), and adding new feature to allow users to specify a spatially varying catchability covariate (Q1config_k / Q2config_k).  This allows users to, for example, estimate a differences in gear performance between two surveys where gear performance varies spatially as a random field.</w:t>
+        <w:t xml:space="preserve">Allowing user to specify spatially varying coefficients for each density linear predictor separately (X1config_cp / X2config_cp), and adding new feature to allow users to specify a spatially varying catchability covariate (Q1config_k / Q2config_k).  This allows users to, for example, estimate a </w:t>
+      </w:r>
+      <w:proofErr w:type="gramStart"/>
+      <w:r>
+        <w:rPr>
+          <w:rFonts w:ascii="Times New Roman" w:hAnsi="Times New Roman" w:cs="Times New Roman"/>
+          <w:sz w:val="24"/>
+          <w:szCs w:val="24"/>
+        </w:rPr>
+        <w:t>differences</w:t>
+      </w:r>
+      <w:proofErr w:type="gramEnd"/>
+      <w:r>
+        <w:rPr>
+          <w:rFonts w:ascii="Times New Roman" w:hAnsi="Times New Roman" w:cs="Times New Roman"/>
+          <w:sz w:val="24"/>
+          <w:szCs w:val="24"/>
+        </w:rPr>
+        <w:t xml:space="preserve"> in gear performance between two surveys where gear performance varies spatially as a random field.</w:t>
       </w:r>
     </w:p>
     <w:p>
@@ -3306,7 +4784,35 @@
           <w:sz w:val="24"/>
           <w:szCs w:val="24"/>
         </w:rPr>
-        <w:t xml:space="preserve">Adding generic predict function for S3 class `fit_model`;  the function is very slow but could be expanded in the future to be similar to predict functions for other common regression packages. </w:t>
+        <w:t>Adding generic predict function for S3 class `</w:t>
+      </w:r>
+      <w:proofErr w:type="spellStart"/>
+      <w:r>
+        <w:rPr>
+          <w:rFonts w:ascii="Times New Roman" w:hAnsi="Times New Roman" w:cs="Times New Roman"/>
+          <w:sz w:val="24"/>
+          <w:szCs w:val="24"/>
+        </w:rPr>
+        <w:t>fit_model</w:t>
+      </w:r>
+      <w:proofErr w:type="spellEnd"/>
+      <w:proofErr w:type="gramStart"/>
+      <w:r>
+        <w:rPr>
+          <w:rFonts w:ascii="Times New Roman" w:hAnsi="Times New Roman" w:cs="Times New Roman"/>
+          <w:sz w:val="24"/>
+          <w:szCs w:val="24"/>
+        </w:rPr>
+        <w:t>`;  the</w:t>
+      </w:r>
+      <w:proofErr w:type="gramEnd"/>
+      <w:r>
+        <w:rPr>
+          <w:rFonts w:ascii="Times New Roman" w:hAnsi="Times New Roman" w:cs="Times New Roman"/>
+          <w:sz w:val="24"/>
+          <w:szCs w:val="24"/>
+        </w:rPr>
+        <w:t xml:space="preserve"> function is very slow but could be expanded in the future to be similar to predict functions for other common regression packages. </w:t>
       </w:r>
     </w:p>
     <w:p>
@@ -3370,8 +4876,45 @@
           <w:sz w:val="24"/>
           <w:szCs w:val="24"/>
         </w:rPr>
-        <w:t xml:space="preserve">.  A new option `calculate_kmeans( …, </w:t>
-      </w:r>
+        <w:t>.  A new option `</w:t>
+      </w:r>
+      <w:proofErr w:type="spellStart"/>
+      <w:r>
+        <w:rPr>
+          <w:rFonts w:ascii="Times New Roman" w:hAnsi="Times New Roman" w:cs="Times New Roman"/>
+          <w:sz w:val="24"/>
+          <w:szCs w:val="24"/>
+        </w:rPr>
+        <w:t>calculate_</w:t>
+      </w:r>
+      <w:proofErr w:type="gramStart"/>
+      <w:r>
+        <w:rPr>
+          <w:rFonts w:ascii="Times New Roman" w:hAnsi="Times New Roman" w:cs="Times New Roman"/>
+          <w:sz w:val="24"/>
+          <w:szCs w:val="24"/>
+        </w:rPr>
+        <w:t>kmeans</w:t>
+      </w:r>
+      <w:proofErr w:type="spellEnd"/>
+      <w:r>
+        <w:rPr>
+          <w:rFonts w:ascii="Times New Roman" w:hAnsi="Times New Roman" w:cs="Times New Roman"/>
+          <w:sz w:val="24"/>
+          <w:szCs w:val="24"/>
+        </w:rPr>
+        <w:t>( …</w:t>
+      </w:r>
+      <w:proofErr w:type="gramEnd"/>
+      <w:r>
+        <w:rPr>
+          <w:rFonts w:ascii="Times New Roman" w:hAnsi="Times New Roman" w:cs="Times New Roman"/>
+          <w:sz w:val="24"/>
+          <w:szCs w:val="24"/>
+        </w:rPr>
+        <w:t xml:space="preserve">, </w:t>
+      </w:r>
+      <w:proofErr w:type="spellStart"/>
       <w:r>
         <w:rPr>
           <w:rFonts w:ascii="Times New Roman" w:hAnsi="Times New Roman" w:cs="Times New Roman"/>
@@ -3380,13 +4923,23 @@
         </w:rPr>
         <w:t>backwards_compatible_kmeans</w:t>
       </w:r>
-      <w:r>
-        <w:rPr>
-          <w:rFonts w:ascii="Times New Roman" w:hAnsi="Times New Roman" w:cs="Times New Roman"/>
-          <w:sz w:val="24"/>
-          <w:szCs w:val="24"/>
-        </w:rPr>
-        <w:t xml:space="preserve">=FALSE)` has been added for users wanting to generate an identical k-means object to previous R versions;  this is used e.g., in integrated-tests to ensure that results from prior versions can be replicated exactly.  </w:t>
+      <w:proofErr w:type="spellEnd"/>
+      <w:r>
+        <w:rPr>
+          <w:rFonts w:ascii="Times New Roman" w:hAnsi="Times New Roman" w:cs="Times New Roman"/>
+          <w:sz w:val="24"/>
+          <w:szCs w:val="24"/>
+        </w:rPr>
+        <w:t xml:space="preserve">=FALSE)` has been added for users wanting to generate an identical k-means object to previous R versions;  this is </w:t>
+      </w:r>
+      <w:r>
+        <w:rPr>
+          <w:rFonts w:ascii="Times New Roman" w:hAnsi="Times New Roman" w:cs="Times New Roman"/>
+          <w:sz w:val="24"/>
+          <w:szCs w:val="24"/>
+        </w:rPr>
+        <w:lastRenderedPageBreak/>
+        <w:t xml:space="preserve">used e.g., in integrated-tests to ensure that results from prior versions can be replicated exactly.  </w:t>
       </w:r>
     </w:p>
     <w:p>
@@ -3431,8 +4984,61 @@
           <w:sz w:val="24"/>
           <w:szCs w:val="24"/>
         </w:rPr>
-        <w:lastRenderedPageBreak/>
-        <w:t>Update `projargs` strings passed to package sp / RGDAL, to keep up with changes to using PROJ6.  The previous use of projargs strings was throwing annoying warning messages, but the change did not appear to impact functionality.</w:t>
+        <w:t>Update `</w:t>
+      </w:r>
+      <w:proofErr w:type="spellStart"/>
+      <w:r>
+        <w:rPr>
+          <w:rFonts w:ascii="Times New Roman" w:hAnsi="Times New Roman" w:cs="Times New Roman"/>
+          <w:sz w:val="24"/>
+          <w:szCs w:val="24"/>
+        </w:rPr>
+        <w:t>projargs</w:t>
+      </w:r>
+      <w:proofErr w:type="spellEnd"/>
+      <w:r>
+        <w:rPr>
+          <w:rFonts w:ascii="Times New Roman" w:hAnsi="Times New Roman" w:cs="Times New Roman"/>
+          <w:sz w:val="24"/>
+          <w:szCs w:val="24"/>
+        </w:rPr>
+        <w:t xml:space="preserve">` strings passed to package </w:t>
+      </w:r>
+      <w:proofErr w:type="spellStart"/>
+      <w:r>
+        <w:rPr>
+          <w:rFonts w:ascii="Times New Roman" w:hAnsi="Times New Roman" w:cs="Times New Roman"/>
+          <w:sz w:val="24"/>
+          <w:szCs w:val="24"/>
+        </w:rPr>
+        <w:t>sp</w:t>
+      </w:r>
+      <w:proofErr w:type="spellEnd"/>
+      <w:r>
+        <w:rPr>
+          <w:rFonts w:ascii="Times New Roman" w:hAnsi="Times New Roman" w:cs="Times New Roman"/>
+          <w:sz w:val="24"/>
+          <w:szCs w:val="24"/>
+        </w:rPr>
+        <w:t xml:space="preserve"> / RGDAL, to keep up with changes to using PROJ6.  The previous use of </w:t>
+      </w:r>
+      <w:proofErr w:type="spellStart"/>
+      <w:r>
+        <w:rPr>
+          <w:rFonts w:ascii="Times New Roman" w:hAnsi="Times New Roman" w:cs="Times New Roman"/>
+          <w:sz w:val="24"/>
+          <w:szCs w:val="24"/>
+        </w:rPr>
+        <w:t>projargs</w:t>
+      </w:r>
+      <w:proofErr w:type="spellEnd"/>
+      <w:r>
+        <w:rPr>
+          <w:rFonts w:ascii="Times New Roman" w:hAnsi="Times New Roman" w:cs="Times New Roman"/>
+          <w:sz w:val="24"/>
+          <w:szCs w:val="24"/>
+        </w:rPr>
+        <w:t xml:space="preserve"> strings was throwing annoying warning messages, but the change did not appear to impact functionality.</w:t>
       </w:r>
     </w:p>
     <w:p>
@@ -3476,7 +5082,25 @@
           <w:sz w:val="24"/>
           <w:szCs w:val="24"/>
         </w:rPr>
-        <w:t>Omega (spatial random effects), Epsilon (spatio-temporal random effects), and Delta (overdispersion random effects) are now built to have zero-length when these features are not needed (by making one dimension have length-0).  This is intended to (1) decrease memory required in the former approach of mapping these off, and (2) eliminating the chance that users might inadvertently set starting values to non-zero values, which would previously have resulted in incorrect results.</w:t>
+        <w:t>Omega (spatial random effects), Epsilon (</w:t>
+      </w:r>
+      <w:proofErr w:type="spellStart"/>
+      <w:r>
+        <w:rPr>
+          <w:rFonts w:ascii="Times New Roman" w:hAnsi="Times New Roman" w:cs="Times New Roman"/>
+          <w:sz w:val="24"/>
+          <w:szCs w:val="24"/>
+        </w:rPr>
+        <w:t>spatio</w:t>
+      </w:r>
+      <w:proofErr w:type="spellEnd"/>
+      <w:r>
+        <w:rPr>
+          <w:rFonts w:ascii="Times New Roman" w:hAnsi="Times New Roman" w:cs="Times New Roman"/>
+          <w:sz w:val="24"/>
+          <w:szCs w:val="24"/>
+        </w:rPr>
+        <w:t>-temporal random effects), and Delta (overdispersion random effects) are now built to have zero-length when these features are not needed (by making one dimension have length-0).  This is intended to (1) decrease memory required in the former approach of mapping these off, and (2) eliminating the chance that users might inadvertently set starting values to non-zero values, which would previously have resulted in incorrect results.</w:t>
       </w:r>
     </w:p>
     <w:p>
@@ -3500,7 +5124,25 @@
           <w:sz w:val="24"/>
           <w:szCs w:val="24"/>
         </w:rPr>
-        <w:t>`make_covariates(.)` has been re-structured to change the order of operations, resulting in a more stable implementation for use with factors and interactions</w:t>
+        <w:t>`</w:t>
+      </w:r>
+      <w:proofErr w:type="spellStart"/>
+      <w:r>
+        <w:rPr>
+          <w:rFonts w:ascii="Times New Roman" w:hAnsi="Times New Roman" w:cs="Times New Roman"/>
+          <w:sz w:val="24"/>
+          <w:szCs w:val="24"/>
+        </w:rPr>
+        <w:t>make_covariates</w:t>
+      </w:r>
+      <w:proofErr w:type="spellEnd"/>
+      <w:r>
+        <w:rPr>
+          <w:rFonts w:ascii="Times New Roman" w:hAnsi="Times New Roman" w:cs="Times New Roman"/>
+          <w:sz w:val="24"/>
+          <w:szCs w:val="24"/>
+        </w:rPr>
+        <w:t>(.)` has been re-structured to change the order of operations, resulting in a more stable implementation for use with factors and interactions</w:t>
       </w:r>
     </w:p>
     <w:p>
@@ -3661,7 +5303,25 @@
           <w:sz w:val="24"/>
           <w:szCs w:val="24"/>
         </w:rPr>
-        <w:t>Requires FishStatsUtils version &gt;= 2.7.0</w:t>
+        <w:t xml:space="preserve">Requires </w:t>
+      </w:r>
+      <w:proofErr w:type="spellStart"/>
+      <w:r>
+        <w:rPr>
+          <w:rFonts w:ascii="Times New Roman" w:hAnsi="Times New Roman" w:cs="Times New Roman"/>
+          <w:sz w:val="24"/>
+          <w:szCs w:val="24"/>
+        </w:rPr>
+        <w:t>FishStatsUtils</w:t>
+      </w:r>
+      <w:proofErr w:type="spellEnd"/>
+      <w:r>
+        <w:rPr>
+          <w:rFonts w:ascii="Times New Roman" w:hAnsi="Times New Roman" w:cs="Times New Roman"/>
+          <w:sz w:val="24"/>
+          <w:szCs w:val="24"/>
+        </w:rPr>
+        <w:t xml:space="preserve"> version &gt;= 2.7.0</w:t>
       </w:r>
     </w:p>
     <w:p>
@@ -3685,8 +5345,19 @@
           <w:sz w:val="24"/>
           <w:szCs w:val="24"/>
         </w:rPr>
-        <w:t>Requires R package DHARMa</w:t>
-      </w:r>
+        <w:lastRenderedPageBreak/>
+        <w:t xml:space="preserve">Requires R package </w:t>
+      </w:r>
+      <w:proofErr w:type="spellStart"/>
+      <w:r>
+        <w:rPr>
+          <w:rFonts w:ascii="Times New Roman" w:hAnsi="Times New Roman" w:cs="Times New Roman"/>
+          <w:sz w:val="24"/>
+          <w:szCs w:val="24"/>
+        </w:rPr>
+        <w:t>DHARMa</w:t>
+      </w:r>
+      <w:proofErr w:type="spellEnd"/>
     </w:p>
     <w:p>
       <w:pPr>
@@ -3728,7 +5399,6 @@
           <w:sz w:val="24"/>
           <w:szCs w:val="24"/>
         </w:rPr>
-        <w:lastRenderedPageBreak/>
         <w:t>Added a feature for barrier-SPDE, where vertices of the SPDE mesh that occur over land have a correlation of zero with nearby vertices.</w:t>
       </w:r>
     </w:p>
@@ -3752,7 +5422,43 @@
           <w:sz w:val="24"/>
           <w:szCs w:val="24"/>
         </w:rPr>
-        <w:t>Changed density covariates to index by X_gctp (rather than X_gtp), so that manual editing can be used to implement cohort effects.</w:t>
+        <w:t xml:space="preserve">Changed density covariates to index by </w:t>
+      </w:r>
+      <w:proofErr w:type="spellStart"/>
+      <w:r>
+        <w:rPr>
+          <w:rFonts w:ascii="Times New Roman" w:hAnsi="Times New Roman" w:cs="Times New Roman"/>
+          <w:sz w:val="24"/>
+          <w:szCs w:val="24"/>
+        </w:rPr>
+        <w:t>X_gctp</w:t>
+      </w:r>
+      <w:proofErr w:type="spellEnd"/>
+      <w:r>
+        <w:rPr>
+          <w:rFonts w:ascii="Times New Roman" w:hAnsi="Times New Roman" w:cs="Times New Roman"/>
+          <w:sz w:val="24"/>
+          <w:szCs w:val="24"/>
+        </w:rPr>
+        <w:t xml:space="preserve"> (rather than </w:t>
+      </w:r>
+      <w:proofErr w:type="spellStart"/>
+      <w:r>
+        <w:rPr>
+          <w:rFonts w:ascii="Times New Roman" w:hAnsi="Times New Roman" w:cs="Times New Roman"/>
+          <w:sz w:val="24"/>
+          <w:szCs w:val="24"/>
+        </w:rPr>
+        <w:t>X_gtp</w:t>
+      </w:r>
+      <w:proofErr w:type="spellEnd"/>
+      <w:r>
+        <w:rPr>
+          <w:rFonts w:ascii="Times New Roman" w:hAnsi="Times New Roman" w:cs="Times New Roman"/>
+          <w:sz w:val="24"/>
+          <w:szCs w:val="24"/>
+        </w:rPr>
+        <w:t>), so that manual editing can be used to implement cohort effects.</w:t>
       </w:r>
     </w:p>
     <w:p>
@@ -3775,7 +5481,25 @@
           <w:sz w:val="24"/>
           <w:szCs w:val="24"/>
         </w:rPr>
-        <w:t>Allows probability-integral-transform (PIT) residuals for delta-models, using DHARMa for plotting tools.</w:t>
+        <w:t xml:space="preserve">Allows probability-integral-transform (PIT) residuals for delta-models, using </w:t>
+      </w:r>
+      <w:proofErr w:type="spellStart"/>
+      <w:r>
+        <w:rPr>
+          <w:rFonts w:ascii="Times New Roman" w:hAnsi="Times New Roman" w:cs="Times New Roman"/>
+          <w:sz w:val="24"/>
+          <w:szCs w:val="24"/>
+        </w:rPr>
+        <w:t>DHARMa</w:t>
+      </w:r>
+      <w:proofErr w:type="spellEnd"/>
+      <w:r>
+        <w:rPr>
+          <w:rFonts w:ascii="Times New Roman" w:hAnsi="Times New Roman" w:cs="Times New Roman"/>
+          <w:sz w:val="24"/>
+          <w:szCs w:val="24"/>
+        </w:rPr>
+        <w:t xml:space="preserve"> for plotting tools.</w:t>
       </w:r>
     </w:p>
     <w:p>
@@ -3834,7 +5558,43 @@
           <w:sz w:val="24"/>
           <w:szCs w:val="24"/>
         </w:rPr>
-        <w:t xml:space="preserve">unused feature for seasonal modelling, whereby input t_iz is now replaced by t_i.  This </w:t>
+        <w:t xml:space="preserve">unused feature for seasonal modelling, whereby input </w:t>
+      </w:r>
+      <w:proofErr w:type="spellStart"/>
+      <w:r>
+        <w:rPr>
+          <w:rFonts w:ascii="Times New Roman" w:hAnsi="Times New Roman" w:cs="Times New Roman"/>
+          <w:sz w:val="24"/>
+          <w:szCs w:val="24"/>
+        </w:rPr>
+        <w:t>t_iz</w:t>
+      </w:r>
+      <w:proofErr w:type="spellEnd"/>
+      <w:r>
+        <w:rPr>
+          <w:rFonts w:ascii="Times New Roman" w:hAnsi="Times New Roman" w:cs="Times New Roman"/>
+          <w:sz w:val="24"/>
+          <w:szCs w:val="24"/>
+        </w:rPr>
+        <w:t xml:space="preserve"> is now replaced by </w:t>
+      </w:r>
+      <w:proofErr w:type="spellStart"/>
+      <w:r>
+        <w:rPr>
+          <w:rFonts w:ascii="Times New Roman" w:hAnsi="Times New Roman" w:cs="Times New Roman"/>
+          <w:sz w:val="24"/>
+          <w:szCs w:val="24"/>
+        </w:rPr>
+        <w:t>t_i</w:t>
+      </w:r>
+      <w:proofErr w:type="spellEnd"/>
+      <w:r>
+        <w:rPr>
+          <w:rFonts w:ascii="Times New Roman" w:hAnsi="Times New Roman" w:cs="Times New Roman"/>
+          <w:sz w:val="24"/>
+          <w:szCs w:val="24"/>
+        </w:rPr>
+        <w:t xml:space="preserve">.  This </w:t>
       </w:r>
       <w:r>
         <w:rPr>
@@ -4464,6 +6224,119 @@
     </w:lvl>
   </w:abstractNum>
   <w:abstractNum w:abstractNumId="5" w15:restartNumberingAfterBreak="0">
+    <w:nsid w:val="1601625B"/>
+    <w:multiLevelType w:val="hybridMultilevel"/>
+    <w:tmpl w:val="0C7A27DA"/>
+    <w:lvl w:ilvl="0" w:tplc="04090001">
+      <w:start w:val="1"/>
+      <w:numFmt w:val="bullet"/>
+      <w:lvlText w:val=""/>
+      <w:lvlJc w:val="left"/>
+      <w:pPr>
+        <w:ind w:left="720" w:hanging="360"/>
+      </w:pPr>
+      <w:rPr>
+        <w:rFonts w:ascii="Symbol" w:hAnsi="Symbol" w:hint="default"/>
+      </w:rPr>
+    </w:lvl>
+    <w:lvl w:ilvl="1" w:tplc="04090003" w:tentative="1">
+      <w:start w:val="1"/>
+      <w:numFmt w:val="bullet"/>
+      <w:lvlText w:val="o"/>
+      <w:lvlJc w:val="left"/>
+      <w:pPr>
+        <w:ind w:left="1440" w:hanging="360"/>
+      </w:pPr>
+      <w:rPr>
+        <w:rFonts w:ascii="Courier New" w:hAnsi="Courier New" w:cs="Courier New" w:hint="default"/>
+      </w:rPr>
+    </w:lvl>
+    <w:lvl w:ilvl="2" w:tplc="04090005" w:tentative="1">
+      <w:start w:val="1"/>
+      <w:numFmt w:val="bullet"/>
+      <w:lvlText w:val=""/>
+      <w:lvlJc w:val="left"/>
+      <w:pPr>
+        <w:ind w:left="2160" w:hanging="360"/>
+      </w:pPr>
+      <w:rPr>
+        <w:rFonts w:ascii="Wingdings" w:hAnsi="Wingdings" w:hint="default"/>
+      </w:rPr>
+    </w:lvl>
+    <w:lvl w:ilvl="3" w:tplc="04090001" w:tentative="1">
+      <w:start w:val="1"/>
+      <w:numFmt w:val="bullet"/>
+      <w:lvlText w:val=""/>
+      <w:lvlJc w:val="left"/>
+      <w:pPr>
+        <w:ind w:left="2880" w:hanging="360"/>
+      </w:pPr>
+      <w:rPr>
+        <w:rFonts w:ascii="Symbol" w:hAnsi="Symbol" w:hint="default"/>
+      </w:rPr>
+    </w:lvl>
+    <w:lvl w:ilvl="4" w:tplc="04090003" w:tentative="1">
+      <w:start w:val="1"/>
+      <w:numFmt w:val="bullet"/>
+      <w:lvlText w:val="o"/>
+      <w:lvlJc w:val="left"/>
+      <w:pPr>
+        <w:ind w:left="3600" w:hanging="360"/>
+      </w:pPr>
+      <w:rPr>
+        <w:rFonts w:ascii="Courier New" w:hAnsi="Courier New" w:cs="Courier New" w:hint="default"/>
+      </w:rPr>
+    </w:lvl>
+    <w:lvl w:ilvl="5" w:tplc="04090005" w:tentative="1">
+      <w:start w:val="1"/>
+      <w:numFmt w:val="bullet"/>
+      <w:lvlText w:val=""/>
+      <w:lvlJc w:val="left"/>
+      <w:pPr>
+        <w:ind w:left="4320" w:hanging="360"/>
+      </w:pPr>
+      <w:rPr>
+        <w:rFonts w:ascii="Wingdings" w:hAnsi="Wingdings" w:hint="default"/>
+      </w:rPr>
+    </w:lvl>
+    <w:lvl w:ilvl="6" w:tplc="04090001" w:tentative="1">
+      <w:start w:val="1"/>
+      <w:numFmt w:val="bullet"/>
+      <w:lvlText w:val=""/>
+      <w:lvlJc w:val="left"/>
+      <w:pPr>
+        <w:ind w:left="5040" w:hanging="360"/>
+      </w:pPr>
+      <w:rPr>
+        <w:rFonts w:ascii="Symbol" w:hAnsi="Symbol" w:hint="default"/>
+      </w:rPr>
+    </w:lvl>
+    <w:lvl w:ilvl="7" w:tplc="04090003" w:tentative="1">
+      <w:start w:val="1"/>
+      <w:numFmt w:val="bullet"/>
+      <w:lvlText w:val="o"/>
+      <w:lvlJc w:val="left"/>
+      <w:pPr>
+        <w:ind w:left="5760" w:hanging="360"/>
+      </w:pPr>
+      <w:rPr>
+        <w:rFonts w:ascii="Courier New" w:hAnsi="Courier New" w:cs="Courier New" w:hint="default"/>
+      </w:rPr>
+    </w:lvl>
+    <w:lvl w:ilvl="8" w:tplc="04090005" w:tentative="1">
+      <w:start w:val="1"/>
+      <w:numFmt w:val="bullet"/>
+      <w:lvlText w:val=""/>
+      <w:lvlJc w:val="left"/>
+      <w:pPr>
+        <w:ind w:left="6480" w:hanging="360"/>
+      </w:pPr>
+      <w:rPr>
+        <w:rFonts w:ascii="Wingdings" w:hAnsi="Wingdings" w:hint="default"/>
+      </w:rPr>
+    </w:lvl>
+  </w:abstractNum>
+  <w:abstractNum w:abstractNumId="6" w15:restartNumberingAfterBreak="0">
     <w:nsid w:val="176C3B37"/>
     <w:multiLevelType w:val="hybridMultilevel"/>
     <w:tmpl w:val="01D46468"/>
@@ -4576,7 +6449,7 @@
       </w:rPr>
     </w:lvl>
   </w:abstractNum>
-  <w:abstractNum w:abstractNumId="6" w15:restartNumberingAfterBreak="0">
+  <w:abstractNum w:abstractNumId="7" w15:restartNumberingAfterBreak="0">
     <w:nsid w:val="1C5E7E77"/>
     <w:multiLevelType w:val="hybridMultilevel"/>
     <w:tmpl w:val="CF9291D4"/>
@@ -4689,7 +6562,7 @@
       </w:rPr>
     </w:lvl>
   </w:abstractNum>
-  <w:abstractNum w:abstractNumId="7" w15:restartNumberingAfterBreak="0">
+  <w:abstractNum w:abstractNumId="8" w15:restartNumberingAfterBreak="0">
     <w:nsid w:val="25987845"/>
     <w:multiLevelType w:val="hybridMultilevel"/>
     <w:tmpl w:val="F86260BE"/>
@@ -4775,7 +6648,7 @@
       </w:pPr>
     </w:lvl>
   </w:abstractNum>
-  <w:abstractNum w:abstractNumId="8" w15:restartNumberingAfterBreak="0">
+  <w:abstractNum w:abstractNumId="9" w15:restartNumberingAfterBreak="0">
     <w:nsid w:val="37405810"/>
     <w:multiLevelType w:val="hybridMultilevel"/>
     <w:tmpl w:val="7144CBDE"/>
@@ -4861,7 +6734,7 @@
       </w:pPr>
     </w:lvl>
   </w:abstractNum>
-  <w:abstractNum w:abstractNumId="9" w15:restartNumberingAfterBreak="0">
+  <w:abstractNum w:abstractNumId="10" w15:restartNumberingAfterBreak="0">
     <w:nsid w:val="392574BA"/>
     <w:multiLevelType w:val="hybridMultilevel"/>
     <w:tmpl w:val="034E0DE2"/>
@@ -4947,7 +6820,7 @@
       </w:pPr>
     </w:lvl>
   </w:abstractNum>
-  <w:abstractNum w:abstractNumId="10" w15:restartNumberingAfterBreak="0">
+  <w:abstractNum w:abstractNumId="11" w15:restartNumberingAfterBreak="0">
     <w:nsid w:val="464E5FC0"/>
     <w:multiLevelType w:val="hybridMultilevel"/>
     <w:tmpl w:val="3C4C9E4C"/>
@@ -5060,7 +6933,7 @@
       </w:rPr>
     </w:lvl>
   </w:abstractNum>
-  <w:abstractNum w:abstractNumId="11" w15:restartNumberingAfterBreak="0">
+  <w:abstractNum w:abstractNumId="12" w15:restartNumberingAfterBreak="0">
     <w:nsid w:val="46D521EE"/>
     <w:multiLevelType w:val="hybridMultilevel"/>
     <w:tmpl w:val="B4046FF2"/>
@@ -5146,7 +7019,7 @@
       </w:pPr>
     </w:lvl>
   </w:abstractNum>
-  <w:abstractNum w:abstractNumId="12" w15:restartNumberingAfterBreak="0">
+  <w:abstractNum w:abstractNumId="13" w15:restartNumberingAfterBreak="0">
     <w:nsid w:val="48715372"/>
     <w:multiLevelType w:val="hybridMultilevel"/>
     <w:tmpl w:val="2B0CCF76"/>
@@ -5286,7 +7159,7 @@
       </w:rPr>
     </w:lvl>
   </w:abstractNum>
-  <w:abstractNum w:abstractNumId="13" w15:restartNumberingAfterBreak="0">
+  <w:abstractNum w:abstractNumId="14" w15:restartNumberingAfterBreak="0">
     <w:nsid w:val="4FB63AFC"/>
     <w:multiLevelType w:val="hybridMultilevel"/>
     <w:tmpl w:val="C3E84396"/>
@@ -5372,7 +7245,7 @@
       </w:pPr>
     </w:lvl>
   </w:abstractNum>
-  <w:abstractNum w:abstractNumId="14" w15:restartNumberingAfterBreak="0">
+  <w:abstractNum w:abstractNumId="15" w15:restartNumberingAfterBreak="0">
     <w:nsid w:val="54E40954"/>
     <w:multiLevelType w:val="hybridMultilevel"/>
     <w:tmpl w:val="45006262"/>
@@ -5458,7 +7331,7 @@
       </w:pPr>
     </w:lvl>
   </w:abstractNum>
-  <w:abstractNum w:abstractNumId="15" w15:restartNumberingAfterBreak="0">
+  <w:abstractNum w:abstractNumId="16" w15:restartNumberingAfterBreak="0">
     <w:nsid w:val="561D6D30"/>
     <w:multiLevelType w:val="hybridMultilevel"/>
     <w:tmpl w:val="20E2DFD4"/>
@@ -5544,7 +7417,7 @@
       </w:pPr>
     </w:lvl>
   </w:abstractNum>
-  <w:abstractNum w:abstractNumId="16" w15:restartNumberingAfterBreak="0">
+  <w:abstractNum w:abstractNumId="17" w15:restartNumberingAfterBreak="0">
     <w:nsid w:val="59782322"/>
     <w:multiLevelType w:val="hybridMultilevel"/>
     <w:tmpl w:val="0C72B898"/>
@@ -5684,7 +7557,7 @@
       </w:rPr>
     </w:lvl>
   </w:abstractNum>
-  <w:abstractNum w:abstractNumId="17" w15:restartNumberingAfterBreak="0">
+  <w:abstractNum w:abstractNumId="18" w15:restartNumberingAfterBreak="0">
     <w:nsid w:val="74455263"/>
     <w:multiLevelType w:val="hybridMultilevel"/>
     <w:tmpl w:val="B8A65696"/>
@@ -5770,7 +7643,7 @@
       </w:pPr>
     </w:lvl>
   </w:abstractNum>
-  <w:abstractNum w:abstractNumId="18" w15:restartNumberingAfterBreak="0">
+  <w:abstractNum w:abstractNumId="19" w15:restartNumberingAfterBreak="0">
     <w:nsid w:val="75865B62"/>
     <w:multiLevelType w:val="hybridMultilevel"/>
     <w:tmpl w:val="F86260BE"/>
@@ -5856,7 +7729,7 @@
       </w:pPr>
     </w:lvl>
   </w:abstractNum>
-  <w:abstractNum w:abstractNumId="19" w15:restartNumberingAfterBreak="0">
+  <w:abstractNum w:abstractNumId="20" w15:restartNumberingAfterBreak="0">
     <w:nsid w:val="779B4DDB"/>
     <w:multiLevelType w:val="hybridMultilevel"/>
     <w:tmpl w:val="29527A2A"/>
@@ -5942,7 +7815,7 @@
       </w:pPr>
     </w:lvl>
   </w:abstractNum>
-  <w:abstractNum w:abstractNumId="20" w15:restartNumberingAfterBreak="0">
+  <w:abstractNum w:abstractNumId="21" w15:restartNumberingAfterBreak="0">
     <w:nsid w:val="7D4C1DEB"/>
     <w:multiLevelType w:val="hybridMultilevel"/>
     <w:tmpl w:val="FB6AD134"/>
@@ -6055,7 +7928,7 @@
       </w:rPr>
     </w:lvl>
   </w:abstractNum>
-  <w:abstractNum w:abstractNumId="21" w15:restartNumberingAfterBreak="0">
+  <w:abstractNum w:abstractNumId="22" w15:restartNumberingAfterBreak="0">
     <w:nsid w:val="7D9B7995"/>
     <w:multiLevelType w:val="hybridMultilevel"/>
     <w:tmpl w:val="034E0DE2"/>
@@ -6141,7 +8014,7 @@
       </w:pPr>
     </w:lvl>
   </w:abstractNum>
-  <w:abstractNum w:abstractNumId="22" w15:restartNumberingAfterBreak="0">
+  <w:abstractNum w:abstractNumId="23" w15:restartNumberingAfterBreak="0">
     <w:nsid w:val="7E9576FD"/>
     <w:multiLevelType w:val="hybridMultilevel"/>
     <w:tmpl w:val="BB507E20"/>
@@ -6228,73 +8101,76 @@
     </w:lvl>
   </w:abstractNum>
   <w:num w:numId="1">
-    <w:abstractNumId w:val="18"/>
+    <w:abstractNumId w:val="19"/>
   </w:num>
   <w:num w:numId="2">
-    <w:abstractNumId w:val="7"/>
+    <w:abstractNumId w:val="8"/>
   </w:num>
   <w:num w:numId="3">
-    <w:abstractNumId w:val="11"/>
+    <w:abstractNumId w:val="12"/>
   </w:num>
   <w:num w:numId="4">
-    <w:abstractNumId w:val="21"/>
+    <w:abstractNumId w:val="22"/>
   </w:num>
   <w:num w:numId="5">
-    <w:abstractNumId w:val="22"/>
+    <w:abstractNumId w:val="23"/>
   </w:num>
   <w:num w:numId="6">
-    <w:abstractNumId w:val="8"/>
+    <w:abstractNumId w:val="9"/>
   </w:num>
   <w:num w:numId="7">
-    <w:abstractNumId w:val="9"/>
+    <w:abstractNumId w:val="10"/>
   </w:num>
   <w:num w:numId="8">
-    <w:abstractNumId w:val="15"/>
+    <w:abstractNumId w:val="16"/>
   </w:num>
   <w:num w:numId="9">
-    <w:abstractNumId w:val="16"/>
+    <w:abstractNumId w:val="17"/>
   </w:num>
   <w:num w:numId="10">
     <w:abstractNumId w:val="1"/>
   </w:num>
   <w:num w:numId="11">
-    <w:abstractNumId w:val="12"/>
+    <w:abstractNumId w:val="13"/>
   </w:num>
   <w:num w:numId="12">
     <w:abstractNumId w:val="0"/>
   </w:num>
   <w:num w:numId="13">
-    <w:abstractNumId w:val="19"/>
+    <w:abstractNumId w:val="20"/>
   </w:num>
   <w:num w:numId="14">
     <w:abstractNumId w:val="4"/>
   </w:num>
   <w:num w:numId="15">
-    <w:abstractNumId w:val="17"/>
+    <w:abstractNumId w:val="18"/>
   </w:num>
   <w:num w:numId="16">
-    <w:abstractNumId w:val="13"/>
+    <w:abstractNumId w:val="14"/>
   </w:num>
   <w:num w:numId="17">
-    <w:abstractNumId w:val="14"/>
+    <w:abstractNumId w:val="15"/>
   </w:num>
   <w:num w:numId="18">
     <w:abstractNumId w:val="2"/>
   </w:num>
   <w:num w:numId="19">
+    <w:abstractNumId w:val="7"/>
+  </w:num>
+  <w:num w:numId="20">
     <w:abstractNumId w:val="6"/>
   </w:num>
-  <w:num w:numId="20">
-    <w:abstractNumId w:val="5"/>
-  </w:num>
   <w:num w:numId="21">
-    <w:abstractNumId w:val="20"/>
+    <w:abstractNumId w:val="21"/>
   </w:num>
   <w:num w:numId="22">
-    <w:abstractNumId w:val="10"/>
+    <w:abstractNumId w:val="11"/>
   </w:num>
   <w:num w:numId="23">
     <w:abstractNumId w:val="3"/>
+  </w:num>
+  <w:num w:numId="24">
+    <w:abstractNumId w:val="5"/>
   </w:num>
 </w:numbering>
 </file>
@@ -7387,7 +9263,7 @@
 </file>
 
 <file path=customXml/itemProps1.xml><?xml version="1.0" encoding="utf-8"?>
-<ds:datastoreItem xmlns:ds="http://schemas.openxmlformats.org/officeDocument/2006/customXml" ds:itemID="{13EC6BA6-7728-4B9B-8E95-37F11AC09FD9}">
+<ds:datastoreItem xmlns:ds="http://schemas.openxmlformats.org/officeDocument/2006/customXml" ds:itemID="{A7DC98DD-871B-45CF-8051-99677C22C7B8}">
   <ds:schemaRefs>
     <ds:schemaRef ds:uri="http://schemas.openxmlformats.org/officeDocument/2006/bibliography"/>
   </ds:schemaRefs>
